--- a/rapports/2026-06-06/EQ33/EQ33_enq1_v2/DR_malforme_1_43201E_11/16-24-79-47.docx
+++ b/rapports/2026-06-06/EQ33/EQ33_enq1_v2/DR_malforme_1_43201E_11/16-24-79-47.docx
@@ -297,7 +297,7 @@
           <w:color w:val="1F6FEB"/>
           <w:sz w:val="22"/>
         </w:rPr>
-        <w:t>⚠ INCOHÉRENCES À CORRIGER (143)</w:t>
+        <w:t>⚠ INCOHÉRENCES À CORRIGER (127)</w:t>
       </w:r>
     </w:p>
     <w:tbl>
@@ -2254,7 +2254,7 @@
                 <w:color w:val="16A34A"/>
                 <w:sz w:val="16"/>
               </w:rPr>
-              <w:t>—</w:t>
+              <w:t>s02q33, s01q00b</w:t>
             </w:r>
           </w:p>
         </w:tc>
@@ -2285,7 +2285,7 @@
                 <w:i w:val="0"/>
                 <w:sz w:val="17"/>
               </w:rPr>
-              <w:t>Incohérence!!! seulement les écoles privées paient les frais de scolarité (y compris les frais d'inscription).</w:t>
+              <w:t>Incoherent!!! La dernière fois que Insa Mane a  fréquenté l'école est 9999.</w:t>
             </w:r>
           </w:p>
         </w:tc>
@@ -2344,7 +2344,7 @@
                 <w:color w:val="16A34A"/>
                 <w:sz w:val="16"/>
               </w:rPr>
-              <w:t>s01q49, s02q24, s01q00b, s02q17_2, s02q15_2</w:t>
+              <w:t>—</w:t>
             </w:r>
           </w:p>
         </w:tc>
@@ -2375,7 +2375,7 @@
                 <w:i w:val="0"/>
                 <w:sz w:val="17"/>
               </w:rPr>
-              <w:t>Le montant des frais d'uniformes (1000 FCFA) pour l'année scolaire de Richards Mane qui fréquente 5ème année de Primaire semble incohérent, veuillez, s'il vous plait, verifier cette information auprès de l'enquêté ou confirmer avec le QG.</w:t>
+              <w:t>Incohérent!! Le niveau d'instruction déclaré par l'un des enfants () au niveau de la section 1 de Bana Mane diffère de celui donné par Bana Mane lui-même qui affirme ne pas avoir frequenté l'école formelle.</w:t>
             </w:r>
           </w:p>
         </w:tc>
@@ -2434,7 +2434,7 @@
                 <w:color w:val="16A34A"/>
                 <w:sz w:val="16"/>
               </w:rPr>
-              <w:t>s01q32, s01q36, s01q38, s04q37_modif, s02q33, s02q34, s01q00b</w:t>
+              <w:t>—</w:t>
             </w:r>
           </w:p>
         </w:tc>
@@ -2465,7 +2465,7 @@
                 <w:i w:val="0"/>
                 <w:sz w:val="17"/>
               </w:rPr>
-              <w:t>Peu probable!!! Vu l'âge (12 ans) de Jean Mane ou l'année à laquelle Jean Mane a fréquenté l'école pour la dernière fois (.) le dernier diplome de Jean Mane ne peut être le Certificat d'études primaires (CEP), prière de corriger cette incohérence ou confirmer avec le QG.</w:t>
+              <w:t>Incohérent!! Le niveau d'instruction déclaré par l'un des enfants () au niveau de la section 1 de Mariama Mane diffère de celui donné par Mariama Mane lui-même qui affirme ne pas avoir frequenté l'école formelle.</w:t>
             </w:r>
           </w:p>
         </w:tc>
@@ -2524,7 +2524,7 @@
                 <w:color w:val="16A34A"/>
                 <w:sz w:val="16"/>
               </w:rPr>
-              <w:t>s01q32, s01q36, s01q38, s04q37_modif, s02q33, s02q34, s01q00b</w:t>
+              <w:t>—</w:t>
             </w:r>
           </w:p>
         </w:tc>
@@ -2555,7 +2555,7 @@
                 <w:i w:val="0"/>
                 <w:sz w:val="17"/>
               </w:rPr>
-              <w:t>Peu probable!!! Vu l'âge (14 ans) de Juvence Mendy ou l'année à laquelle Juvence Mendy a fréquenté l'école pour la dernière fois (.) le dernier diplome de Juvence Mendy ne peut être le Certificat d'études primaires (CEP), prière de corriger cette incohérence ou confirmer avec le QG.</w:t>
+              <w:t>Incohérent!! Le niveau d'instruction déclaré par l'un des enfants () au niveau de la section 1 de Maï Mane diffère de celui donné par Maï Mane lui-même qui affirme ne pas avoir frequenté l'école formelle.</w:t>
             </w:r>
           </w:p>
         </w:tc>
@@ -2614,7 +2614,7 @@
                 <w:color w:val="16A34A"/>
                 <w:sz w:val="16"/>
               </w:rPr>
-              <w:t>s01q32, s01q36, s01q38, s04q37_modif, s02q33, s02q34, s01q00b</w:t>
+              <w:t>—</w:t>
             </w:r>
           </w:p>
         </w:tc>
@@ -2645,7 +2645,7 @@
                 <w:i w:val="0"/>
                 <w:sz w:val="17"/>
               </w:rPr>
-              <w:t>Peu probable!!! Vu l'âge (19 ans) de khady Mane ou l'année à laquelle khady Mane a fréquenté l'école pour la dernière fois (.) le dernier diplome de khady Mane ne peut être le Certificat d'études primaires (CEP), prière de corriger cette incohérence ou confirmer avec le QG.</w:t>
+              <w:t>Incohérent!! Le niveau d'instruction déclaré par l'un des enfants () au niveau de la section 1 de Noumo Mane diffère de celui donné par Noumo Mane lui-même qui affirme ne pas avoir frequenté l'école formelle.</w:t>
             </w:r>
           </w:p>
         </w:tc>
@@ -2704,7 +2704,7 @@
                 <w:color w:val="16A34A"/>
                 <w:sz w:val="16"/>
               </w:rPr>
-              <w:t>s02q33, s01q00b</w:t>
+              <w:t>s01q32, s01q36, s01q38, s04q37_modif, s02q33, s02q34, s01q00b</w:t>
             </w:r>
           </w:p>
         </w:tc>
@@ -2735,7 +2735,7 @@
                 <w:i w:val="0"/>
                 <w:sz w:val="17"/>
               </w:rPr>
-              <w:t>Incoherent!!! La dernière fois que Insa Mane a  fréquenté l'école est 9999.</w:t>
+              <w:t>Peu probable!!! Vu l'âge (12 ans) de Jean Mane ou l'année à laquelle Jean Mane a fréquenté l'école pour la dernière fois (.) le dernier diplome de Jean Mane ne peut être le Certificat d'études primaires (CEP), prière de corriger cette incohérence ou confirmer avec le QG.</w:t>
             </w:r>
           </w:p>
         </w:tc>
@@ -2794,7 +2794,7 @@
                 <w:color w:val="16A34A"/>
                 <w:sz w:val="16"/>
               </w:rPr>
-              <w:t>—</w:t>
+              <w:t>s01q49, s02q24, s01q00b, s02q17_2, s02q15_2</w:t>
             </w:r>
           </w:p>
         </w:tc>
@@ -2825,7 +2825,7 @@
                 <w:i w:val="0"/>
                 <w:sz w:val="17"/>
               </w:rPr>
-              <w:t>Incohérent!! Le niveau d'instruction déclaré par l'un des enfants () au niveau de la section 1 de Bana Mane diffère de celui donné par Bana Mane lui-même qui affirme ne pas avoir frequenté l'école formelle.</w:t>
+              <w:t>Le montant des frais d'uniformes (1000 FCFA) pour l'année scolaire de Richards Mane qui fréquente 5ème année de Primaire semble incohérent, veuillez, s'il vous plait, verifier cette information auprès de l'enquêté ou confirmer avec le QG.</w:t>
             </w:r>
           </w:p>
         </w:tc>
@@ -2884,7 +2884,7 @@
                 <w:color w:val="16A34A"/>
                 <w:sz w:val="16"/>
               </w:rPr>
-              <w:t>—</w:t>
+              <w:t>s01q32, s01q36, s01q38, s04q37_modif, s02q33, s02q34, s01q00b</w:t>
             </w:r>
           </w:p>
         </w:tc>
@@ -2915,7 +2915,7 @@
                 <w:i w:val="0"/>
                 <w:sz w:val="17"/>
               </w:rPr>
-              <w:t>Incohérent!! Le niveau d'instruction déclaré par l'un des enfants () au niveau de la section 1 de Mariama Mane diffère de celui donné par Mariama Mane lui-même qui affirme ne pas avoir frequenté l'école formelle.</w:t>
+              <w:t>Peu probable!!! Vu l'âge (14 ans) de Juvence Mendy ou l'année à laquelle Juvence Mendy a fréquenté l'école pour la dernière fois (.) le dernier diplome de Juvence Mendy ne peut être le Certificat d'études primaires (CEP), prière de corriger cette incohérence ou confirmer avec le QG.</w:t>
             </w:r>
           </w:p>
         </w:tc>
@@ -2974,7 +2974,7 @@
                 <w:color w:val="16A34A"/>
                 <w:sz w:val="16"/>
               </w:rPr>
-              <w:t>—</w:t>
+              <w:t>s01q32, s01q36, s01q38, s04q37_modif, s02q33, s02q34, s01q00b</w:t>
             </w:r>
           </w:p>
         </w:tc>
@@ -3005,7 +3005,7 @@
                 <w:i w:val="0"/>
                 <w:sz w:val="17"/>
               </w:rPr>
-              <w:t>Incohérent!! Le niveau d'instruction déclaré par l'un des enfants () au niveau de la section 1 de Maï Mane diffère de celui donné par Maï Mane lui-même qui affirme ne pas avoir frequenté l'école formelle.</w:t>
+              <w:t>Peu probable!!! Vu l'âge (19 ans) de khady Mane ou l'année à laquelle khady Mane a fréquenté l'école pour la dernière fois (.) le dernier diplome de khady Mane ne peut être le Certificat d'études primaires (CEP), prière de corriger cette incohérence ou confirmer avec le QG.</w:t>
             </w:r>
           </w:p>
         </w:tc>
@@ -3064,7 +3064,7 @@
                 <w:color w:val="16A34A"/>
                 <w:sz w:val="16"/>
               </w:rPr>
-              <w:t>—</w:t>
+              <w:t>s01q32, s01q36, s01q38, s04q37_modif, s02q33, s02q34, s01q00b</w:t>
             </w:r>
           </w:p>
         </w:tc>
@@ -3095,7 +3095,7 @@
                 <w:i w:val="0"/>
                 <w:sz w:val="17"/>
               </w:rPr>
-              <w:t>Incohérent!! Le niveau d'instruction déclaré par l'un des enfants () au niveau de la section 1 de Noumo Mane diffère de celui donné par Noumo Mane lui-même qui affirme ne pas avoir frequenté l'école formelle.</w:t>
+              <w:t>Peu probable!!! Vu l'âge (21 ans) de Thomas  Mane ou l'année à laquelle Thomas  Mane a fréquenté l'école pour la dernière fois (2020) le dernier diplome de Thomas  Mane ne peut être le Certificat d'études primaires (CEP), prière de corriger cette incohérence ou confirmer avec le QG.</w:t>
             </w:r>
           </w:p>
         </w:tc>
@@ -3128,6 +3128,1356 @@
                 <w:i w:val="0"/>
                 <w:sz w:val="16"/>
               </w:rPr>
+              <w:t>S03</w:t>
+              <w:br/>
+            </w:r>
+            <w:r>
+              <w:rPr>
+                <w:b w:val="0"/>
+                <w:i w:val="0"/>
+                <w:color w:val="64748B"/>
+                <w:sz w:val="14"/>
+              </w:rPr>
+              <w:t>Santé</w:t>
+            </w:r>
+          </w:p>
+        </w:tc>
+        <w:tc>
+          <w:tcPr>
+            <w:tcW w:type="dxa" w:w="1531"/>
+          </w:tcPr>
+          <w:p>
+            <w:r>
+              <w:rPr>
+                <w:b/>
+                <w:i w:val="0"/>
+                <w:color w:val="16A34A"/>
+                <w:sz w:val="16"/>
+              </w:rPr>
+              <w:t>s03q14, s03q15, s03q17, s03q18, s03q19, s03q20, s03q21</w:t>
+            </w:r>
+          </w:p>
+        </w:tc>
+        <w:tc>
+          <w:tcPr>
+            <w:tcW w:type="dxa" w:w="1191"/>
+          </w:tcPr>
+          <w:p>
+            <w:r>
+              <w:rPr>
+                <w:b w:val="0"/>
+                <w:i w:val="0"/>
+                <w:color w:val="64748B"/>
+                <w:sz w:val="16"/>
+              </w:rPr>
+              <w:t>GT-CQ</w:t>
+            </w:r>
+          </w:p>
+        </w:tc>
+        <w:tc>
+          <w:tcPr>
+            <w:tcW w:type="dxa" w:w="4706"/>
+          </w:tcPr>
+          <w:p>
+            <w:r>
+              <w:rPr>
+                <w:b w:val="0"/>
+                <w:i w:val="0"/>
+                <w:sz w:val="17"/>
+              </w:rPr>
+              <w:t>Incoherence!!! Noumo Mane a consulté dans un service de santé ou un guérisseur au cours des 3 derniers mois sans hospitalisation (3.13=Oui) mais la depense liée à cette consultation est nulle 0 ou ne sait pas partout dans les questions (s03q14 s03q15 s03q17 s03q18 s03q19 s03q20 s03q21).</w:t>
+            </w:r>
+          </w:p>
+        </w:tc>
+      </w:tr>
+      <w:tr>
+        <w:tc>
+          <w:tcPr>
+            <w:tcW w:type="dxa" w:w="964"/>
+          </w:tcPr>
+          <w:p>
+            <w:r>
+              <w:rPr>
+                <w:b/>
+                <w:i w:val="0"/>
+                <w:color w:val="EA580C"/>
+                <w:sz w:val="16"/>
+              </w:rPr>
+              <w:t>Moyenne</w:t>
+            </w:r>
+          </w:p>
+        </w:tc>
+        <w:tc>
+          <w:tcPr>
+            <w:tcW w:type="dxa" w:w="1247"/>
+          </w:tcPr>
+          <w:p>
+            <w:r>
+              <w:rPr>
+                <w:b/>
+                <w:i w:val="0"/>
+                <w:sz w:val="16"/>
+              </w:rPr>
+              <w:t>S00</w:t>
+              <w:br/>
+            </w:r>
+            <w:r>
+              <w:rPr>
+                <w:b w:val="0"/>
+                <w:i w:val="0"/>
+                <w:color w:val="64748B"/>
+                <w:sz w:val="14"/>
+              </w:rPr>
+              <w:t>Identification</w:t>
+            </w:r>
+          </w:p>
+        </w:tc>
+        <w:tc>
+          <w:tcPr>
+            <w:tcW w:type="dxa" w:w="1531"/>
+          </w:tcPr>
+          <w:p>
+            <w:r>
+              <w:rPr>
+                <w:b/>
+                <w:i w:val="0"/>
+                <w:color w:val="16A34A"/>
+                <w:sz w:val="16"/>
+              </w:rPr>
+              <w:t>s00q07a, s00q08, s00q10, s00q13_0, s00q15_0, s00q17_0, s00q23a, s00q23b</w:t>
+            </w:r>
+          </w:p>
+        </w:tc>
+        <w:tc>
+          <w:tcPr>
+            <w:tcW w:type="dxa" w:w="1191"/>
+          </w:tcPr>
+          <w:p>
+            <w:r>
+              <w:rPr>
+                <w:b w:val="0"/>
+                <w:i w:val="0"/>
+                <w:color w:val="64748B"/>
+                <w:sz w:val="16"/>
+              </w:rPr>
+              <w:t>GT-CQ</w:t>
+            </w:r>
+          </w:p>
+        </w:tc>
+        <w:tc>
+          <w:tcPr>
+            <w:tcW w:type="dxa" w:w="4706"/>
+          </w:tcPr>
+          <w:p>
+            <w:r>
+              <w:rPr>
+                <w:b w:val="0"/>
+                <w:i w:val="0"/>
+                <w:sz w:val="17"/>
+              </w:rPr>
+              <w:t>Prière de renseigner toutes les informations du ménage dans la section 0 avant d'entamer les autres informations.</w:t>
+            </w:r>
+          </w:p>
+        </w:tc>
+      </w:tr>
+      <w:tr>
+        <w:tc>
+          <w:tcPr>
+            <w:tcW w:type="dxa" w:w="964"/>
+          </w:tcPr>
+          <w:p>
+            <w:r>
+              <w:rPr>
+                <w:b/>
+                <w:i w:val="0"/>
+                <w:color w:val="EA580C"/>
+                <w:sz w:val="16"/>
+              </w:rPr>
+              <w:t>Moyenne</w:t>
+            </w:r>
+          </w:p>
+        </w:tc>
+        <w:tc>
+          <w:tcPr>
+            <w:tcW w:type="dxa" w:w="1247"/>
+          </w:tcPr>
+          <w:p>
+            <w:r>
+              <w:rPr>
+                <w:b/>
+                <w:i w:val="0"/>
+                <w:sz w:val="16"/>
+              </w:rPr>
+              <w:t>S00</w:t>
+              <w:br/>
+            </w:r>
+            <w:r>
+              <w:rPr>
+                <w:b w:val="0"/>
+                <w:i w:val="0"/>
+                <w:color w:val="64748B"/>
+                <w:sz w:val="14"/>
+              </w:rPr>
+              <w:t>Identification</w:t>
+            </w:r>
+          </w:p>
+        </w:tc>
+        <w:tc>
+          <w:tcPr>
+            <w:tcW w:type="dxa" w:w="1531"/>
+          </w:tcPr>
+          <w:p>
+            <w:r>
+              <w:rPr>
+                <w:b/>
+                <w:i w:val="0"/>
+                <w:color w:val="16A34A"/>
+                <w:sz w:val="16"/>
+              </w:rPr>
+              <w:t>—</w:t>
+            </w:r>
+          </w:p>
+        </w:tc>
+        <w:tc>
+          <w:tcPr>
+            <w:tcW w:type="dxa" w:w="1191"/>
+          </w:tcPr>
+          <w:p>
+            <w:r>
+              <w:rPr>
+                <w:b w:val="0"/>
+                <w:i w:val="0"/>
+                <w:color w:val="64748B"/>
+                <w:sz w:val="16"/>
+              </w:rPr>
+              <w:t>GT-CQ</w:t>
+            </w:r>
+          </w:p>
+        </w:tc>
+        <w:tc>
+          <w:tcPr>
+            <w:tcW w:type="dxa" w:w="4706"/>
+          </w:tcPr>
+          <w:p>
+            <w:r>
+              <w:rPr>
+                <w:b w:val="0"/>
+                <w:i w:val="0"/>
+                <w:sz w:val="17"/>
+              </w:rPr>
+              <w:t>Attention! Il manque des informations non renseignées dans la section 0, prière de regarder toutes les autres informations dans l'identification du ménage (IDENTIFICATION ET RENSEIGNEMENTS DE CONTROLE) ou dans OBSERVATIONS pour pouvoir renseigné toutes les questions liées au ménage.</w:t>
+            </w:r>
+          </w:p>
+        </w:tc>
+      </w:tr>
+      <w:tr>
+        <w:tc>
+          <w:tcPr>
+            <w:tcW w:type="dxa" w:w="964"/>
+          </w:tcPr>
+          <w:p>
+            <w:r>
+              <w:rPr>
+                <w:b/>
+                <w:i w:val="0"/>
+                <w:color w:val="EA580C"/>
+                <w:sz w:val="16"/>
+              </w:rPr>
+              <w:t>Moyenne</w:t>
+            </w:r>
+          </w:p>
+        </w:tc>
+        <w:tc>
+          <w:tcPr>
+            <w:tcW w:type="dxa" w:w="1247"/>
+          </w:tcPr>
+          <w:p>
+            <w:r>
+              <w:rPr>
+                <w:b/>
+                <w:i w:val="0"/>
+                <w:sz w:val="16"/>
+              </w:rPr>
+              <w:t>S01</w:t>
+              <w:br/>
+            </w:r>
+            <w:r>
+              <w:rPr>
+                <w:b w:val="0"/>
+                <w:i w:val="0"/>
+                <w:color w:val="64748B"/>
+                <w:sz w:val="14"/>
+              </w:rPr>
+              <w:t>Démographie</w:t>
+            </w:r>
+          </w:p>
+        </w:tc>
+        <w:tc>
+          <w:tcPr>
+            <w:tcW w:type="dxa" w:w="1531"/>
+          </w:tcPr>
+          <w:p>
+            <w:r>
+              <w:rPr>
+                <w:b/>
+                <w:i w:val="0"/>
+                <w:color w:val="16A34A"/>
+                <w:sz w:val="16"/>
+              </w:rPr>
+              <w:t>—</w:t>
+            </w:r>
+          </w:p>
+        </w:tc>
+        <w:tc>
+          <w:tcPr>
+            <w:tcW w:type="dxa" w:w="1191"/>
+          </w:tcPr>
+          <w:p>
+            <w:r>
+              <w:rPr>
+                <w:b w:val="0"/>
+                <w:i w:val="0"/>
+                <w:color w:val="64748B"/>
+                <w:sz w:val="16"/>
+              </w:rPr>
+              <w:t>GT-CQ</w:t>
+            </w:r>
+          </w:p>
+        </w:tc>
+        <w:tc>
+          <w:tcPr>
+            <w:tcW w:type="dxa" w:w="4706"/>
+          </w:tcPr>
+          <w:p>
+            <w:r>
+              <w:rPr>
+                <w:b w:val="0"/>
+                <w:i w:val="0"/>
+                <w:sz w:val="17"/>
+              </w:rPr>
+              <w:t>Prière de verifier l'information donnée par Adama Mane ou corriger au niveau de la section 1.</w:t>
+            </w:r>
+          </w:p>
+        </w:tc>
+      </w:tr>
+      <w:tr>
+        <w:tc>
+          <w:tcPr>
+            <w:tcW w:type="dxa" w:w="964"/>
+          </w:tcPr>
+          <w:p>
+            <w:r>
+              <w:rPr>
+                <w:b/>
+                <w:i w:val="0"/>
+                <w:color w:val="EA580C"/>
+                <w:sz w:val="16"/>
+              </w:rPr>
+              <w:t>Moyenne</w:t>
+            </w:r>
+          </w:p>
+        </w:tc>
+        <w:tc>
+          <w:tcPr>
+            <w:tcW w:type="dxa" w:w="1247"/>
+          </w:tcPr>
+          <w:p>
+            <w:r>
+              <w:rPr>
+                <w:b/>
+                <w:i w:val="0"/>
+                <w:sz w:val="16"/>
+              </w:rPr>
+              <w:t>S01</w:t>
+              <w:br/>
+            </w:r>
+            <w:r>
+              <w:rPr>
+                <w:b w:val="0"/>
+                <w:i w:val="0"/>
+                <w:color w:val="64748B"/>
+                <w:sz w:val="14"/>
+              </w:rPr>
+              <w:t>Démographie</w:t>
+            </w:r>
+          </w:p>
+        </w:tc>
+        <w:tc>
+          <w:tcPr>
+            <w:tcW w:type="dxa" w:w="1531"/>
+          </w:tcPr>
+          <w:p>
+            <w:r>
+              <w:rPr>
+                <w:b/>
+                <w:i w:val="0"/>
+                <w:color w:val="16A34A"/>
+                <w:sz w:val="16"/>
+              </w:rPr>
+              <w:t>—</w:t>
+            </w:r>
+          </w:p>
+        </w:tc>
+        <w:tc>
+          <w:tcPr>
+            <w:tcW w:type="dxa" w:w="1191"/>
+          </w:tcPr>
+          <w:p>
+            <w:r>
+              <w:rPr>
+                <w:b w:val="0"/>
+                <w:i w:val="0"/>
+                <w:color w:val="64748B"/>
+                <w:sz w:val="16"/>
+              </w:rPr>
+              <w:t>GT-CQ</w:t>
+            </w:r>
+          </w:p>
+        </w:tc>
+        <w:tc>
+          <w:tcPr>
+            <w:tcW w:type="dxa" w:w="4706"/>
+          </w:tcPr>
+          <w:p>
+            <w:r>
+              <w:rPr>
+                <w:b w:val="0"/>
+                <w:i w:val="0"/>
+                <w:sz w:val="17"/>
+              </w:rPr>
+              <w:t>Prière de verifier l'information donnée par Armalinda Mane ou corriger au niveau de la section 1.</w:t>
+            </w:r>
+          </w:p>
+        </w:tc>
+      </w:tr>
+      <w:tr>
+        <w:tc>
+          <w:tcPr>
+            <w:tcW w:type="dxa" w:w="964"/>
+          </w:tcPr>
+          <w:p>
+            <w:r>
+              <w:rPr>
+                <w:b/>
+                <w:i w:val="0"/>
+                <w:color w:val="EA580C"/>
+                <w:sz w:val="16"/>
+              </w:rPr>
+              <w:t>Moyenne</w:t>
+            </w:r>
+          </w:p>
+        </w:tc>
+        <w:tc>
+          <w:tcPr>
+            <w:tcW w:type="dxa" w:w="1247"/>
+          </w:tcPr>
+          <w:p>
+            <w:r>
+              <w:rPr>
+                <w:b/>
+                <w:i w:val="0"/>
+                <w:sz w:val="16"/>
+              </w:rPr>
+              <w:t>S01</w:t>
+              <w:br/>
+            </w:r>
+            <w:r>
+              <w:rPr>
+                <w:b w:val="0"/>
+                <w:i w:val="0"/>
+                <w:color w:val="64748B"/>
+                <w:sz w:val="14"/>
+              </w:rPr>
+              <w:t>Démographie</w:t>
+            </w:r>
+          </w:p>
+        </w:tc>
+        <w:tc>
+          <w:tcPr>
+            <w:tcW w:type="dxa" w:w="1531"/>
+          </w:tcPr>
+          <w:p>
+            <w:r>
+              <w:rPr>
+                <w:b/>
+                <w:i w:val="0"/>
+                <w:color w:val="16A34A"/>
+                <w:sz w:val="16"/>
+              </w:rPr>
+              <w:t>—</w:t>
+            </w:r>
+          </w:p>
+        </w:tc>
+        <w:tc>
+          <w:tcPr>
+            <w:tcW w:type="dxa" w:w="1191"/>
+          </w:tcPr>
+          <w:p>
+            <w:r>
+              <w:rPr>
+                <w:b w:val="0"/>
+                <w:i w:val="0"/>
+                <w:color w:val="64748B"/>
+                <w:sz w:val="16"/>
+              </w:rPr>
+              <w:t>GT-CQ</w:t>
+            </w:r>
+          </w:p>
+        </w:tc>
+        <w:tc>
+          <w:tcPr>
+            <w:tcW w:type="dxa" w:w="4706"/>
+          </w:tcPr>
+          <w:p>
+            <w:r>
+              <w:rPr>
+                <w:b w:val="0"/>
+                <w:i w:val="0"/>
+                <w:sz w:val="17"/>
+              </w:rPr>
+              <w:t>Prière de verifier l'information donnée par Insa Mane ou corriger au niveau de la section 1.</w:t>
+            </w:r>
+          </w:p>
+        </w:tc>
+      </w:tr>
+      <w:tr>
+        <w:tc>
+          <w:tcPr>
+            <w:tcW w:type="dxa" w:w="964"/>
+          </w:tcPr>
+          <w:p>
+            <w:r>
+              <w:rPr>
+                <w:b/>
+                <w:i w:val="0"/>
+                <w:color w:val="EA580C"/>
+                <w:sz w:val="16"/>
+              </w:rPr>
+              <w:t>Moyenne</w:t>
+            </w:r>
+          </w:p>
+        </w:tc>
+        <w:tc>
+          <w:tcPr>
+            <w:tcW w:type="dxa" w:w="1247"/>
+          </w:tcPr>
+          <w:p>
+            <w:r>
+              <w:rPr>
+                <w:b/>
+                <w:i w:val="0"/>
+                <w:sz w:val="16"/>
+              </w:rPr>
+              <w:t>S01</w:t>
+              <w:br/>
+            </w:r>
+            <w:r>
+              <w:rPr>
+                <w:b w:val="0"/>
+                <w:i w:val="0"/>
+                <w:color w:val="64748B"/>
+                <w:sz w:val="14"/>
+              </w:rPr>
+              <w:t>Démographie</w:t>
+            </w:r>
+          </w:p>
+        </w:tc>
+        <w:tc>
+          <w:tcPr>
+            <w:tcW w:type="dxa" w:w="1531"/>
+          </w:tcPr>
+          <w:p>
+            <w:r>
+              <w:rPr>
+                <w:b/>
+                <w:i w:val="0"/>
+                <w:color w:val="16A34A"/>
+                <w:sz w:val="16"/>
+              </w:rPr>
+              <w:t>—</w:t>
+            </w:r>
+          </w:p>
+        </w:tc>
+        <w:tc>
+          <w:tcPr>
+            <w:tcW w:type="dxa" w:w="1191"/>
+          </w:tcPr>
+          <w:p>
+            <w:r>
+              <w:rPr>
+                <w:b w:val="0"/>
+                <w:i w:val="0"/>
+                <w:color w:val="64748B"/>
+                <w:sz w:val="16"/>
+              </w:rPr>
+              <w:t>GT-CQ</w:t>
+            </w:r>
+          </w:p>
+        </w:tc>
+        <w:tc>
+          <w:tcPr>
+            <w:tcW w:type="dxa" w:w="4706"/>
+          </w:tcPr>
+          <w:p>
+            <w:r>
+              <w:rPr>
+                <w:b w:val="0"/>
+                <w:i w:val="0"/>
+                <w:sz w:val="17"/>
+              </w:rPr>
+              <w:t>Prière de verifier l'information donnée par Jean Mane ou corriger au niveau de la section 1.</w:t>
+            </w:r>
+          </w:p>
+        </w:tc>
+      </w:tr>
+      <w:tr>
+        <w:tc>
+          <w:tcPr>
+            <w:tcW w:type="dxa" w:w="964"/>
+          </w:tcPr>
+          <w:p>
+            <w:r>
+              <w:rPr>
+                <w:b/>
+                <w:i w:val="0"/>
+                <w:color w:val="EA580C"/>
+                <w:sz w:val="16"/>
+              </w:rPr>
+              <w:t>Moyenne</w:t>
+            </w:r>
+          </w:p>
+        </w:tc>
+        <w:tc>
+          <w:tcPr>
+            <w:tcW w:type="dxa" w:w="1247"/>
+          </w:tcPr>
+          <w:p>
+            <w:r>
+              <w:rPr>
+                <w:b/>
+                <w:i w:val="0"/>
+                <w:sz w:val="16"/>
+              </w:rPr>
+              <w:t>S01</w:t>
+              <w:br/>
+            </w:r>
+            <w:r>
+              <w:rPr>
+                <w:b w:val="0"/>
+                <w:i w:val="0"/>
+                <w:color w:val="64748B"/>
+                <w:sz w:val="14"/>
+              </w:rPr>
+              <w:t>Démographie</w:t>
+            </w:r>
+          </w:p>
+        </w:tc>
+        <w:tc>
+          <w:tcPr>
+            <w:tcW w:type="dxa" w:w="1531"/>
+          </w:tcPr>
+          <w:p>
+            <w:r>
+              <w:rPr>
+                <w:b/>
+                <w:i w:val="0"/>
+                <w:color w:val="16A34A"/>
+                <w:sz w:val="16"/>
+              </w:rPr>
+              <w:t>—</w:t>
+            </w:r>
+          </w:p>
+        </w:tc>
+        <w:tc>
+          <w:tcPr>
+            <w:tcW w:type="dxa" w:w="1191"/>
+          </w:tcPr>
+          <w:p>
+            <w:r>
+              <w:rPr>
+                <w:b w:val="0"/>
+                <w:i w:val="0"/>
+                <w:color w:val="64748B"/>
+                <w:sz w:val="16"/>
+              </w:rPr>
+              <w:t>GT-CQ</w:t>
+            </w:r>
+          </w:p>
+        </w:tc>
+        <w:tc>
+          <w:tcPr>
+            <w:tcW w:type="dxa" w:w="4706"/>
+          </w:tcPr>
+          <w:p>
+            <w:r>
+              <w:rPr>
+                <w:b w:val="0"/>
+                <w:i w:val="0"/>
+                <w:sz w:val="17"/>
+              </w:rPr>
+              <w:t>Prière de verifier l'information donnée par Lamine Mane ou corriger au niveau de la section 1.</w:t>
+            </w:r>
+          </w:p>
+        </w:tc>
+      </w:tr>
+      <w:tr>
+        <w:tc>
+          <w:tcPr>
+            <w:tcW w:type="dxa" w:w="964"/>
+          </w:tcPr>
+          <w:p>
+            <w:r>
+              <w:rPr>
+                <w:b/>
+                <w:i w:val="0"/>
+                <w:color w:val="EA580C"/>
+                <w:sz w:val="16"/>
+              </w:rPr>
+              <w:t>Moyenne</w:t>
+            </w:r>
+          </w:p>
+        </w:tc>
+        <w:tc>
+          <w:tcPr>
+            <w:tcW w:type="dxa" w:w="1247"/>
+          </w:tcPr>
+          <w:p>
+            <w:r>
+              <w:rPr>
+                <w:b/>
+                <w:i w:val="0"/>
+                <w:sz w:val="16"/>
+              </w:rPr>
+              <w:t>S01</w:t>
+              <w:br/>
+            </w:r>
+            <w:r>
+              <w:rPr>
+                <w:b w:val="0"/>
+                <w:i w:val="0"/>
+                <w:color w:val="64748B"/>
+                <w:sz w:val="14"/>
+              </w:rPr>
+              <w:t>Démographie</w:t>
+            </w:r>
+          </w:p>
+        </w:tc>
+        <w:tc>
+          <w:tcPr>
+            <w:tcW w:type="dxa" w:w="1531"/>
+          </w:tcPr>
+          <w:p>
+            <w:r>
+              <w:rPr>
+                <w:b/>
+                <w:i w:val="0"/>
+                <w:color w:val="16A34A"/>
+                <w:sz w:val="16"/>
+              </w:rPr>
+              <w:t>—</w:t>
+            </w:r>
+          </w:p>
+        </w:tc>
+        <w:tc>
+          <w:tcPr>
+            <w:tcW w:type="dxa" w:w="1191"/>
+          </w:tcPr>
+          <w:p>
+            <w:r>
+              <w:rPr>
+                <w:b w:val="0"/>
+                <w:i w:val="0"/>
+                <w:color w:val="64748B"/>
+                <w:sz w:val="16"/>
+              </w:rPr>
+              <w:t>GT-CQ</w:t>
+            </w:r>
+          </w:p>
+        </w:tc>
+        <w:tc>
+          <w:tcPr>
+            <w:tcW w:type="dxa" w:w="4706"/>
+          </w:tcPr>
+          <w:p>
+            <w:r>
+              <w:rPr>
+                <w:b w:val="0"/>
+                <w:i w:val="0"/>
+                <w:sz w:val="17"/>
+              </w:rPr>
+              <w:t>Prière de verifier l'information donnée par Richards Mane ou corriger au niveau de la section 1.</w:t>
+            </w:r>
+          </w:p>
+        </w:tc>
+      </w:tr>
+      <w:tr>
+        <w:tc>
+          <w:tcPr>
+            <w:tcW w:type="dxa" w:w="964"/>
+          </w:tcPr>
+          <w:p>
+            <w:r>
+              <w:rPr>
+                <w:b/>
+                <w:i w:val="0"/>
+                <w:color w:val="EA580C"/>
+                <w:sz w:val="16"/>
+              </w:rPr>
+              <w:t>Moyenne</w:t>
+            </w:r>
+          </w:p>
+        </w:tc>
+        <w:tc>
+          <w:tcPr>
+            <w:tcW w:type="dxa" w:w="1247"/>
+          </w:tcPr>
+          <w:p>
+            <w:r>
+              <w:rPr>
+                <w:b/>
+                <w:i w:val="0"/>
+                <w:sz w:val="16"/>
+              </w:rPr>
+              <w:t>S01</w:t>
+              <w:br/>
+            </w:r>
+            <w:r>
+              <w:rPr>
+                <w:b w:val="0"/>
+                <w:i w:val="0"/>
+                <w:color w:val="64748B"/>
+                <w:sz w:val="14"/>
+              </w:rPr>
+              <w:t>Démographie</w:t>
+            </w:r>
+          </w:p>
+        </w:tc>
+        <w:tc>
+          <w:tcPr>
+            <w:tcW w:type="dxa" w:w="1531"/>
+          </w:tcPr>
+          <w:p>
+            <w:r>
+              <w:rPr>
+                <w:b/>
+                <w:i w:val="0"/>
+                <w:color w:val="16A34A"/>
+                <w:sz w:val="16"/>
+              </w:rPr>
+              <w:t>—</w:t>
+            </w:r>
+          </w:p>
+        </w:tc>
+        <w:tc>
+          <w:tcPr>
+            <w:tcW w:type="dxa" w:w="1191"/>
+          </w:tcPr>
+          <w:p>
+            <w:r>
+              <w:rPr>
+                <w:b w:val="0"/>
+                <w:i w:val="0"/>
+                <w:color w:val="64748B"/>
+                <w:sz w:val="16"/>
+              </w:rPr>
+              <w:t>GT-CQ</w:t>
+            </w:r>
+          </w:p>
+        </w:tc>
+        <w:tc>
+          <w:tcPr>
+            <w:tcW w:type="dxa" w:w="4706"/>
+          </w:tcPr>
+          <w:p>
+            <w:r>
+              <w:rPr>
+                <w:b w:val="0"/>
+                <w:i w:val="0"/>
+                <w:sz w:val="17"/>
+              </w:rPr>
+              <w:t>Prière de verifier l'information donnée par Thomas  Mane ou corriger au niveau de la section 1.</w:t>
+            </w:r>
+          </w:p>
+        </w:tc>
+      </w:tr>
+      <w:tr>
+        <w:tc>
+          <w:tcPr>
+            <w:tcW w:type="dxa" w:w="964"/>
+          </w:tcPr>
+          <w:p>
+            <w:r>
+              <w:rPr>
+                <w:b/>
+                <w:i w:val="0"/>
+                <w:color w:val="EA580C"/>
+                <w:sz w:val="16"/>
+              </w:rPr>
+              <w:t>Moyenne</w:t>
+            </w:r>
+          </w:p>
+        </w:tc>
+        <w:tc>
+          <w:tcPr>
+            <w:tcW w:type="dxa" w:w="1247"/>
+          </w:tcPr>
+          <w:p>
+            <w:r>
+              <w:rPr>
+                <w:b/>
+                <w:i w:val="0"/>
+                <w:sz w:val="16"/>
+              </w:rPr>
+              <w:t>S01</w:t>
+              <w:br/>
+            </w:r>
+            <w:r>
+              <w:rPr>
+                <w:b w:val="0"/>
+                <w:i w:val="0"/>
+                <w:color w:val="64748B"/>
+                <w:sz w:val="14"/>
+              </w:rPr>
+              <w:t>Démographie</w:t>
+            </w:r>
+          </w:p>
+        </w:tc>
+        <w:tc>
+          <w:tcPr>
+            <w:tcW w:type="dxa" w:w="1531"/>
+          </w:tcPr>
+          <w:p>
+            <w:r>
+              <w:rPr>
+                <w:b/>
+                <w:i w:val="0"/>
+                <w:color w:val="16A34A"/>
+                <w:sz w:val="16"/>
+              </w:rPr>
+              <w:t>—</w:t>
+            </w:r>
+          </w:p>
+        </w:tc>
+        <w:tc>
+          <w:tcPr>
+            <w:tcW w:type="dxa" w:w="1191"/>
+          </w:tcPr>
+          <w:p>
+            <w:r>
+              <w:rPr>
+                <w:b w:val="0"/>
+                <w:i w:val="0"/>
+                <w:color w:val="64748B"/>
+                <w:sz w:val="16"/>
+              </w:rPr>
+              <w:t>GT-CQ</w:t>
+            </w:r>
+          </w:p>
+        </w:tc>
+        <w:tc>
+          <w:tcPr>
+            <w:tcW w:type="dxa" w:w="4706"/>
+          </w:tcPr>
+          <w:p>
+            <w:r>
+              <w:rPr>
+                <w:b w:val="0"/>
+                <w:i w:val="0"/>
+                <w:sz w:val="17"/>
+              </w:rPr>
+              <w:t>Prière de verifier l'information donnée par Tintina  Mane ou corriger au niveau de la section 1.</w:t>
+            </w:r>
+          </w:p>
+        </w:tc>
+      </w:tr>
+      <w:tr>
+        <w:tc>
+          <w:tcPr>
+            <w:tcW w:type="dxa" w:w="964"/>
+          </w:tcPr>
+          <w:p>
+            <w:r>
+              <w:rPr>
+                <w:b/>
+                <w:i w:val="0"/>
+                <w:color w:val="EA580C"/>
+                <w:sz w:val="16"/>
+              </w:rPr>
+              <w:t>Moyenne</w:t>
+            </w:r>
+          </w:p>
+        </w:tc>
+        <w:tc>
+          <w:tcPr>
+            <w:tcW w:type="dxa" w:w="1247"/>
+          </w:tcPr>
+          <w:p>
+            <w:r>
+              <w:rPr>
+                <w:b/>
+                <w:i w:val="0"/>
+                <w:sz w:val="16"/>
+              </w:rPr>
+              <w:t>S01</w:t>
+              <w:br/>
+            </w:r>
+            <w:r>
+              <w:rPr>
+                <w:b w:val="0"/>
+                <w:i w:val="0"/>
+                <w:color w:val="64748B"/>
+                <w:sz w:val="14"/>
+              </w:rPr>
+              <w:t>Démographie</w:t>
+            </w:r>
+          </w:p>
+        </w:tc>
+        <w:tc>
+          <w:tcPr>
+            <w:tcW w:type="dxa" w:w="1531"/>
+          </w:tcPr>
+          <w:p>
+            <w:r>
+              <w:rPr>
+                <w:b/>
+                <w:i w:val="0"/>
+                <w:color w:val="16A34A"/>
+                <w:sz w:val="16"/>
+              </w:rPr>
+              <w:t>—</w:t>
+            </w:r>
+          </w:p>
+        </w:tc>
+        <w:tc>
+          <w:tcPr>
+            <w:tcW w:type="dxa" w:w="1191"/>
+          </w:tcPr>
+          <w:p>
+            <w:r>
+              <w:rPr>
+                <w:b w:val="0"/>
+                <w:i w:val="0"/>
+                <w:color w:val="64748B"/>
+                <w:sz w:val="16"/>
+              </w:rPr>
+              <w:t>GT-CQ</w:t>
+            </w:r>
+          </w:p>
+        </w:tc>
+        <w:tc>
+          <w:tcPr>
+            <w:tcW w:type="dxa" w:w="4706"/>
+          </w:tcPr>
+          <w:p>
+            <w:r>
+              <w:rPr>
+                <w:b w:val="0"/>
+                <w:i w:val="0"/>
+                <w:sz w:val="17"/>
+              </w:rPr>
+              <w:t>Prière de verifier l'information donnée par Yaya Mane ou corriger au niveau de la section 1.</w:t>
+            </w:r>
+          </w:p>
+        </w:tc>
+      </w:tr>
+      <w:tr>
+        <w:tc>
+          <w:tcPr>
+            <w:tcW w:type="dxa" w:w="964"/>
+          </w:tcPr>
+          <w:p>
+            <w:r>
+              <w:rPr>
+                <w:b/>
+                <w:i w:val="0"/>
+                <w:color w:val="EA580C"/>
+                <w:sz w:val="16"/>
+              </w:rPr>
+              <w:t>Moyenne</w:t>
+            </w:r>
+          </w:p>
+        </w:tc>
+        <w:tc>
+          <w:tcPr>
+            <w:tcW w:type="dxa" w:w="1247"/>
+          </w:tcPr>
+          <w:p>
+            <w:r>
+              <w:rPr>
+                <w:b/>
+                <w:i w:val="0"/>
+                <w:sz w:val="16"/>
+              </w:rPr>
+              <w:t>S01</w:t>
+              <w:br/>
+            </w:r>
+            <w:r>
+              <w:rPr>
+                <w:b w:val="0"/>
+                <w:i w:val="0"/>
+                <w:color w:val="64748B"/>
+                <w:sz w:val="14"/>
+              </w:rPr>
+              <w:t>Démographie</w:t>
+            </w:r>
+          </w:p>
+        </w:tc>
+        <w:tc>
+          <w:tcPr>
+            <w:tcW w:type="dxa" w:w="1531"/>
+          </w:tcPr>
+          <w:p>
+            <w:r>
+              <w:rPr>
+                <w:b/>
+                <w:i w:val="0"/>
+                <w:color w:val="16A34A"/>
+                <w:sz w:val="16"/>
+              </w:rPr>
+              <w:t>—</w:t>
+            </w:r>
+          </w:p>
+        </w:tc>
+        <w:tc>
+          <w:tcPr>
+            <w:tcW w:type="dxa" w:w="1191"/>
+          </w:tcPr>
+          <w:p>
+            <w:r>
+              <w:rPr>
+                <w:b w:val="0"/>
+                <w:i w:val="0"/>
+                <w:color w:val="64748B"/>
+                <w:sz w:val="16"/>
+              </w:rPr>
+              <w:t>GT-CQ</w:t>
+            </w:r>
+          </w:p>
+        </w:tc>
+        <w:tc>
+          <w:tcPr>
+            <w:tcW w:type="dxa" w:w="4706"/>
+          </w:tcPr>
+          <w:p>
+            <w:r>
+              <w:rPr>
+                <w:b w:val="0"/>
+                <w:i w:val="0"/>
+                <w:sz w:val="17"/>
+              </w:rPr>
+              <w:t>Prière de verifier l'information donnée par khady Mane ou corriger au niveau de la section 1.</w:t>
+            </w:r>
+          </w:p>
+        </w:tc>
+      </w:tr>
+      <w:tr>
+        <w:tc>
+          <w:tcPr>
+            <w:tcW w:type="dxa" w:w="964"/>
+          </w:tcPr>
+          <w:p>
+            <w:r>
+              <w:rPr>
+                <w:b/>
+                <w:i w:val="0"/>
+                <w:color w:val="EA580C"/>
+                <w:sz w:val="16"/>
+              </w:rPr>
+              <w:t>Moyenne</w:t>
+            </w:r>
+          </w:p>
+        </w:tc>
+        <w:tc>
+          <w:tcPr>
+            <w:tcW w:type="dxa" w:w="1247"/>
+          </w:tcPr>
+          <w:p>
+            <w:r>
+              <w:rPr>
+                <w:b/>
+                <w:i w:val="0"/>
+                <w:sz w:val="16"/>
+              </w:rPr>
+              <w:t>S01</w:t>
+              <w:br/>
+            </w:r>
+            <w:r>
+              <w:rPr>
+                <w:b w:val="0"/>
+                <w:i w:val="0"/>
+                <w:color w:val="64748B"/>
+                <w:sz w:val="14"/>
+              </w:rPr>
+              <w:t>Démographie</w:t>
+            </w:r>
+          </w:p>
+        </w:tc>
+        <w:tc>
+          <w:tcPr>
+            <w:tcW w:type="dxa" w:w="1531"/>
+          </w:tcPr>
+          <w:p>
+            <w:r>
+              <w:rPr>
+                <w:b/>
+                <w:i w:val="0"/>
+                <w:color w:val="16A34A"/>
+                <w:sz w:val="16"/>
+              </w:rPr>
+              <w:t>s01q16, s01q00b, s01q16_autre</w:t>
+            </w:r>
+          </w:p>
+        </w:tc>
+        <w:tc>
+          <w:tcPr>
+            <w:tcW w:type="dxa" w:w="1191"/>
+          </w:tcPr>
+          <w:p>
+            <w:r>
+              <w:rPr>
+                <w:b w:val="0"/>
+                <w:i w:val="0"/>
+                <w:color w:val="64748B"/>
+                <w:sz w:val="16"/>
+              </w:rPr>
+              <w:t>GT-CQ</w:t>
+            </w:r>
+          </w:p>
+        </w:tc>
+        <w:tc>
+          <w:tcPr>
+            <w:tcW w:type="dxa" w:w="4706"/>
+          </w:tcPr>
+          <w:p>
+            <w:r>
+              <w:rPr>
+                <w:b w:val="0"/>
+                <w:i w:val="0"/>
+                <w:sz w:val="17"/>
+              </w:rPr>
+              <w:t>L'ethni de Christine  Yanga est Aramé, prière de bien classer cet ethni qui existe soit dans la liste des ethni ou n'éxiste pas comme ethni.</w:t>
+            </w:r>
+          </w:p>
+        </w:tc>
+      </w:tr>
+      <w:tr>
+        <w:tc>
+          <w:tcPr>
+            <w:tcW w:type="dxa" w:w="964"/>
+          </w:tcPr>
+          <w:p>
+            <w:r>
+              <w:rPr>
+                <w:b/>
+                <w:i w:val="0"/>
+                <w:color w:val="EA580C"/>
+                <w:sz w:val="16"/>
+              </w:rPr>
+              <w:t>Moyenne</w:t>
+            </w:r>
+          </w:p>
+        </w:tc>
+        <w:tc>
+          <w:tcPr>
+            <w:tcW w:type="dxa" w:w="1247"/>
+          </w:tcPr>
+          <w:p>
+            <w:r>
+              <w:rPr>
+                <w:b/>
+                <w:i w:val="0"/>
+                <w:sz w:val="16"/>
+              </w:rPr>
+              <w:t>S01</w:t>
+              <w:br/>
+            </w:r>
+            <w:r>
+              <w:rPr>
+                <w:b w:val="0"/>
+                <w:i w:val="0"/>
+                <w:color w:val="64748B"/>
+                <w:sz w:val="14"/>
+              </w:rPr>
+              <w:t>Démographie</w:t>
+            </w:r>
+          </w:p>
+        </w:tc>
+        <w:tc>
+          <w:tcPr>
+            <w:tcW w:type="dxa" w:w="1531"/>
+          </w:tcPr>
+          <w:p>
+            <w:r>
+              <w:rPr>
+                <w:b/>
+                <w:i w:val="0"/>
+                <w:color w:val="16A34A"/>
+                <w:sz w:val="16"/>
+              </w:rPr>
+              <w:t>s01q16, s01q00b, s01q16_autre</w:t>
+            </w:r>
+          </w:p>
+        </w:tc>
+        <w:tc>
+          <w:tcPr>
+            <w:tcW w:type="dxa" w:w="1191"/>
+          </w:tcPr>
+          <w:p>
+            <w:r>
+              <w:rPr>
+                <w:b w:val="0"/>
+                <w:i w:val="0"/>
+                <w:color w:val="64748B"/>
+                <w:sz w:val="16"/>
+              </w:rPr>
+              <w:t>GT-CQ</w:t>
+            </w:r>
+          </w:p>
+        </w:tc>
+        <w:tc>
+          <w:tcPr>
+            <w:tcW w:type="dxa" w:w="4706"/>
+          </w:tcPr>
+          <w:p>
+            <w:r>
+              <w:rPr>
+                <w:b w:val="0"/>
+                <w:i w:val="0"/>
+                <w:sz w:val="17"/>
+              </w:rPr>
+              <w:t>L'ethni de Fatou Yanga est Aramé, prière de bien classer cet ethni qui existe soit dans la liste des ethni ou n'éxiste pas comme ethni.</w:t>
+            </w:r>
+          </w:p>
+        </w:tc>
+      </w:tr>
+      <w:tr>
+        <w:tc>
+          <w:tcPr>
+            <w:tcW w:type="dxa" w:w="964"/>
+          </w:tcPr>
+          <w:p>
+            <w:r>
+              <w:rPr>
+                <w:b/>
+                <w:i w:val="0"/>
+                <w:color w:val="EA580C"/>
+                <w:sz w:val="16"/>
+              </w:rPr>
+              <w:t>Moyenne</w:t>
+            </w:r>
+          </w:p>
+        </w:tc>
+        <w:tc>
+          <w:tcPr>
+            <w:tcW w:type="dxa" w:w="1247"/>
+          </w:tcPr>
+          <w:p>
+            <w:r>
+              <w:rPr>
+                <w:b/>
+                <w:i w:val="0"/>
+                <w:sz w:val="16"/>
+              </w:rPr>
               <w:t>S02</w:t>
               <w:br/>
             </w:r>
@@ -3154,7 +4504,7 @@
                 <w:color w:val="16A34A"/>
                 <w:sz w:val="16"/>
               </w:rPr>
-              <w:t>s01q32, s01q36, s01q38, s04q37_modif, s02q33, s02q34, s01q00b</w:t>
+              <w:t>s01q25, s01q29, s01q30, s04q46, s01q00b</w:t>
             </w:r>
           </w:p>
         </w:tc>
@@ -3185,7 +4535,7 @@
                 <w:i w:val="0"/>
                 <w:sz w:val="17"/>
               </w:rPr>
-              <w:t>Peu probable!!! Vu l'âge (21 ans) de Thomas  Mane ou l'année à laquelle Thomas  Mane a fréquenté l'école pour la dernière fois (2020) le dernier diplome de Thomas  Mane ne peut être le Certificat d'études primaires (CEP), prière de corriger cette incohérence ou confirmer avec le QG.</w:t>
+              <w:t>Il manque des informations non renseignées de Ives Mane , prière de renseignés toutes les questions liées à Ives Mane .</w:t>
             </w:r>
           </w:p>
         </w:tc>
@@ -3200,10 +4550,10 @@
               <w:rPr>
                 <w:b/>
                 <w:i w:val="0"/>
-                <w:color w:val="DC2626"/>
-                <w:sz w:val="16"/>
-              </w:rPr>
-              <w:t>Haute</w:t>
+                <w:color w:val="EA580C"/>
+                <w:sz w:val="16"/>
+              </w:rPr>
+              <w:t>Moyenne</w:t>
             </w:r>
           </w:p>
         </w:tc>
@@ -3218,7 +4568,7 @@
                 <w:i w:val="0"/>
                 <w:sz w:val="16"/>
               </w:rPr>
-              <w:t>S03</w:t>
+              <w:t>S02</w:t>
               <w:br/>
             </w:r>
             <w:r>
@@ -3228,7 +4578,7 @@
                 <w:color w:val="64748B"/>
                 <w:sz w:val="14"/>
               </w:rPr>
-              <w:t>Santé</w:t>
+              <w:t>Éducation</w:t>
             </w:r>
           </w:p>
         </w:tc>
@@ -3244,7 +4594,7 @@
                 <w:color w:val="16A34A"/>
                 <w:sz w:val="16"/>
               </w:rPr>
-              <w:t>s03q14, s03q15, s03q17, s03q18, s03q19, s03q20, s03q21</w:t>
+              <w:t>—</w:t>
             </w:r>
           </w:p>
         </w:tc>
@@ -3275,7 +4625,7 @@
                 <w:i w:val="0"/>
                 <w:sz w:val="17"/>
               </w:rPr>
-              <w:t>Incoherence!!! Noumo Mane a consulté dans un service de santé ou un guérisseur au cours des 3 derniers mois sans hospitalisation (3.13=Oui) mais la depense liée à cette consultation est nulle 0 ou ne sait pas partout dans les questions (s03q14 s03q15 s03q17 s03q18 s03q19 s03q20 s03q21).</w:t>
+              <w:t>Prière de vous adresser à Insa Mane pour avoir l'année exacte.</w:t>
             </w:r>
           </w:p>
         </w:tc>
@@ -3308,7 +4658,7 @@
                 <w:i w:val="0"/>
                 <w:sz w:val="16"/>
               </w:rPr>
-              <w:t>S00</w:t>
+              <w:t>S02</w:t>
               <w:br/>
             </w:r>
             <w:r>
@@ -3318,7 +4668,7 @@
                 <w:color w:val="64748B"/>
                 <w:sz w:val="14"/>
               </w:rPr>
-              <w:t>Identification</w:t>
+              <w:t>Éducation</w:t>
             </w:r>
           </w:p>
         </w:tc>
@@ -3334,7 +4684,7 @@
                 <w:color w:val="16A34A"/>
                 <w:sz w:val="16"/>
               </w:rPr>
-              <w:t>s00q07a, s00q08, s00q10, s00q13_0, s00q15_0, s00q17_0, s00q23a, s00q23b</w:t>
+              <w:t>—</w:t>
             </w:r>
           </w:p>
         </w:tc>
@@ -3365,7 +4715,7 @@
                 <w:i w:val="0"/>
                 <w:sz w:val="17"/>
               </w:rPr>
-              <w:t>Prière de renseigner toutes les informations du ménage dans la section 0 avant d'entamer les autres informations.</w:t>
+              <w:t>Merci de bien vouloir changé 2.04 en OUI et renseigné toutes les autres informations qui concerne Bana Mane .</w:t>
             </w:r>
           </w:p>
         </w:tc>
@@ -3398,7 +4748,7 @@
                 <w:i w:val="0"/>
                 <w:sz w:val="16"/>
               </w:rPr>
-              <w:t>S00</w:t>
+              <w:t>S02</w:t>
               <w:br/>
             </w:r>
             <w:r>
@@ -3408,7 +4758,7 @@
                 <w:color w:val="64748B"/>
                 <w:sz w:val="14"/>
               </w:rPr>
-              <w:t>Identification</w:t>
+              <w:t>Éducation</w:t>
             </w:r>
           </w:p>
         </w:tc>
@@ -3455,7 +4805,7 @@
                 <w:i w:val="0"/>
                 <w:sz w:val="17"/>
               </w:rPr>
-              <w:t>Attention! Il manque des informations non renseignées dans la section 0, prière de regarder toutes les autres informations dans l'identification du ménage (IDENTIFICATION ET RENSEIGNEMENTS DE CONTROLE) ou dans OBSERVATIONS pour pouvoir renseigné toutes les questions liées au ménage.</w:t>
+              <w:t>Merci de bien vouloir changé 2.04 en OUI et renseigné toutes les autres informations qui concerne Mariama Mane .</w:t>
             </w:r>
           </w:p>
         </w:tc>
@@ -3488,7 +4838,7 @@
                 <w:i w:val="0"/>
                 <w:sz w:val="16"/>
               </w:rPr>
-              <w:t>S01</w:t>
+              <w:t>S02</w:t>
               <w:br/>
             </w:r>
             <w:r>
@@ -3498,7 +4848,7 @@
                 <w:color w:val="64748B"/>
                 <w:sz w:val="14"/>
               </w:rPr>
-              <w:t>Démographie</w:t>
+              <w:t>Éducation</w:t>
             </w:r>
           </w:p>
         </w:tc>
@@ -3545,7 +4895,7 @@
                 <w:i w:val="0"/>
                 <w:sz w:val="17"/>
               </w:rPr>
-              <w:t>Prière de verifier l'information donnée par Adama Mane ou corriger au niveau de la section 1.</w:t>
+              <w:t>Merci de bien vouloir changé 2.04 en OUI et renseigné toutes les autres informations qui concerne Maï Mane .</w:t>
             </w:r>
           </w:p>
         </w:tc>
@@ -3578,7 +4928,7 @@
                 <w:i w:val="0"/>
                 <w:sz w:val="16"/>
               </w:rPr>
-              <w:t>S01</w:t>
+              <w:t>S02</w:t>
               <w:br/>
             </w:r>
             <w:r>
@@ -3588,7 +4938,7 @@
                 <w:color w:val="64748B"/>
                 <w:sz w:val="14"/>
               </w:rPr>
-              <w:t>Démographie</w:t>
+              <w:t>Éducation</w:t>
             </w:r>
           </w:p>
         </w:tc>
@@ -3635,7 +4985,7 @@
                 <w:i w:val="0"/>
                 <w:sz w:val="17"/>
               </w:rPr>
-              <w:t>Prière de verifier l'information donnée par Armalinda Mane ou corriger au niveau de la section 1.</w:t>
+              <w:t>Merci de bien vouloir changé 2.04 en OUI et renseigné toutes les autres informations qui concerne Noumo Mane .</w:t>
             </w:r>
           </w:p>
         </w:tc>
@@ -3668,7 +5018,7 @@
                 <w:i w:val="0"/>
                 <w:sz w:val="16"/>
               </w:rPr>
-              <w:t>S01</w:t>
+              <w:t>S02</w:t>
               <w:br/>
             </w:r>
             <w:r>
@@ -3678,7 +5028,7 @@
                 <w:color w:val="64748B"/>
                 <w:sz w:val="14"/>
               </w:rPr>
-              <w:t>Démographie</w:t>
+              <w:t>Éducation</w:t>
             </w:r>
           </w:p>
         </w:tc>
@@ -3694,7 +5044,7 @@
                 <w:color w:val="16A34A"/>
                 <w:sz w:val="16"/>
               </w:rPr>
-              <w:t>—</w:t>
+              <w:t>s01q23, s01q00b, s01q23_autre</w:t>
             </w:r>
           </w:p>
         </w:tc>
@@ -3725,7 +5075,7 @@
                 <w:i w:val="0"/>
                 <w:sz w:val="17"/>
               </w:rPr>
-              <w:t>Prière de verifier l'information donnée par Insa Mane ou corriger au niveau de la section 1.</w:t>
+              <w:t>La filière de Adama Mane est Lycéens et semble exister dans les modalités, prière de prendre attache avec le QG pour plus d'explication afin de la classer bien.</w:t>
             </w:r>
           </w:p>
         </w:tc>
@@ -3758,7 +5108,7 @@
                 <w:i w:val="0"/>
                 <w:sz w:val="16"/>
               </w:rPr>
-              <w:t>S01</w:t>
+              <w:t>S02</w:t>
               <w:br/>
             </w:r>
             <w:r>
@@ -3768,7 +5118,7 @@
                 <w:color w:val="64748B"/>
                 <w:sz w:val="14"/>
               </w:rPr>
-              <w:t>Démographie</w:t>
+              <w:t>Éducation</w:t>
             </w:r>
           </w:p>
         </w:tc>
@@ -3784,7 +5134,7 @@
                 <w:color w:val="16A34A"/>
                 <w:sz w:val="16"/>
               </w:rPr>
-              <w:t>—</w:t>
+              <w:t>s01q23, s01q00b, s01q23_autre</w:t>
             </w:r>
           </w:p>
         </w:tc>
@@ -3815,7 +5165,7 @@
                 <w:i w:val="0"/>
                 <w:sz w:val="17"/>
               </w:rPr>
-              <w:t>Prière de verifier l'information donnée par Jean Mane ou corriger au niveau de la section 1.</w:t>
+              <w:t>La filière de Alexandre Mane est lycée et semble exister dans les modalités, prière de prendre attache avec le QG pour plus d'explication afin de la classer bien.</w:t>
             </w:r>
           </w:p>
         </w:tc>
@@ -3848,7 +5198,7 @@
                 <w:i w:val="0"/>
                 <w:sz w:val="16"/>
               </w:rPr>
-              <w:t>S01</w:t>
+              <w:t>S02</w:t>
               <w:br/>
             </w:r>
             <w:r>
@@ -3858,7 +5208,7 @@
                 <w:color w:val="64748B"/>
                 <w:sz w:val="14"/>
               </w:rPr>
-              <w:t>Démographie</w:t>
+              <w:t>Éducation</w:t>
             </w:r>
           </w:p>
         </w:tc>
@@ -3874,7 +5224,7 @@
                 <w:color w:val="16A34A"/>
                 <w:sz w:val="16"/>
               </w:rPr>
-              <w:t>—</w:t>
+              <w:t>s01q23, s01q00b, s01q23_autre</w:t>
             </w:r>
           </w:p>
         </w:tc>
@@ -3905,7 +5255,7 @@
                 <w:i w:val="0"/>
                 <w:sz w:val="17"/>
               </w:rPr>
-              <w:t>Prière de verifier l'information donnée par Lamine Mane ou corriger au niveau de la section 1.</w:t>
+              <w:t>La filière de Lamine Mane est Lycéens et semble exister dans les modalités, prière de prendre attache avec le QG pour plus d'explication afin de la classer bien.</w:t>
             </w:r>
           </w:p>
         </w:tc>
@@ -3938,7 +5288,7 @@
                 <w:i w:val="0"/>
                 <w:sz w:val="16"/>
               </w:rPr>
-              <w:t>S01</w:t>
+              <w:t>S02</w:t>
               <w:br/>
             </w:r>
             <w:r>
@@ -3948,7 +5298,7 @@
                 <w:color w:val="64748B"/>
                 <w:sz w:val="14"/>
               </w:rPr>
-              <w:t>Démographie</w:t>
+              <w:t>Éducation</w:t>
             </w:r>
           </w:p>
         </w:tc>
@@ -3964,7 +5314,7 @@
                 <w:color w:val="16A34A"/>
                 <w:sz w:val="16"/>
               </w:rPr>
-              <w:t>—</w:t>
+              <w:t>s01q23, s01q00b, s01q23_autre</w:t>
             </w:r>
           </w:p>
         </w:tc>
@@ -3995,7 +5345,7 @@
                 <w:i w:val="0"/>
                 <w:sz w:val="17"/>
               </w:rPr>
-              <w:t>Prière de verifier l'information donnée par Richards Mane ou corriger au niveau de la section 1.</w:t>
+              <w:t>La filière de Tintina  Mane est lycée et semble exister dans les modalités, prière de prendre attache avec le QG pour plus d'explication afin de la classer bien.</w:t>
             </w:r>
           </w:p>
         </w:tc>
@@ -4028,7 +5378,7 @@
                 <w:i w:val="0"/>
                 <w:sz w:val="16"/>
               </w:rPr>
-              <w:t>S01</w:t>
+              <w:t>S02</w:t>
               <w:br/>
             </w:r>
             <w:r>
@@ -4038,7 +5388,7 @@
                 <w:color w:val="64748B"/>
                 <w:sz w:val="14"/>
               </w:rPr>
-              <w:t>Démographie</w:t>
+              <w:t>Éducation</w:t>
             </w:r>
           </w:p>
         </w:tc>
@@ -4085,7 +5435,7 @@
                 <w:i w:val="0"/>
                 <w:sz w:val="17"/>
               </w:rPr>
-              <w:t>Prière de verifier l'information donnée par Thomas  Mane ou corriger au niveau de la section 1.</w:t>
+              <w:t>Le montant des autres depenses (250 FCFA) pour l'année scolaire de Jean Mane qui fréquente 1ére année de Secondaire 1 (Moyen) Général semble faible.</w:t>
             </w:r>
           </w:p>
         </w:tc>
@@ -4118,7 +5468,7 @@
                 <w:i w:val="0"/>
                 <w:sz w:val="16"/>
               </w:rPr>
-              <w:t>S01</w:t>
+              <w:t>S02</w:t>
               <w:br/>
             </w:r>
             <w:r>
@@ -4128,7 +5478,7 @@
                 <w:color w:val="64748B"/>
                 <w:sz w:val="14"/>
               </w:rPr>
-              <w:t>Démographie</w:t>
+              <w:t>Éducation</w:t>
             </w:r>
           </w:p>
         </w:tc>
@@ -4175,2797 +5525,7 @@
                 <w:i w:val="0"/>
                 <w:sz w:val="17"/>
               </w:rPr>
-              <w:t>Prière de verifier l'information donnée par Tintina  Mane ou corriger au niveau de la section 1.</w:t>
-            </w:r>
-          </w:p>
-        </w:tc>
-      </w:tr>
-      <w:tr>
-        <w:tc>
-          <w:tcPr>
-            <w:tcW w:type="dxa" w:w="964"/>
-          </w:tcPr>
-          <w:p>
-            <w:r>
-              <w:rPr>
-                <w:b/>
-                <w:i w:val="0"/>
-                <w:color w:val="EA580C"/>
-                <w:sz w:val="16"/>
-              </w:rPr>
-              <w:t>Moyenne</w:t>
-            </w:r>
-          </w:p>
-        </w:tc>
-        <w:tc>
-          <w:tcPr>
-            <w:tcW w:type="dxa" w:w="1247"/>
-          </w:tcPr>
-          <w:p>
-            <w:r>
-              <w:rPr>
-                <w:b/>
-                <w:i w:val="0"/>
-                <w:sz w:val="16"/>
-              </w:rPr>
-              <w:t>S01</w:t>
-              <w:br/>
-            </w:r>
-            <w:r>
-              <w:rPr>
-                <w:b w:val="0"/>
-                <w:i w:val="0"/>
-                <w:color w:val="64748B"/>
-                <w:sz w:val="14"/>
-              </w:rPr>
-              <w:t>Démographie</w:t>
-            </w:r>
-          </w:p>
-        </w:tc>
-        <w:tc>
-          <w:tcPr>
-            <w:tcW w:type="dxa" w:w="1531"/>
-          </w:tcPr>
-          <w:p>
-            <w:r>
-              <w:rPr>
-                <w:b/>
-                <w:i w:val="0"/>
-                <w:color w:val="16A34A"/>
-                <w:sz w:val="16"/>
-              </w:rPr>
-              <w:t>—</w:t>
-            </w:r>
-          </w:p>
-        </w:tc>
-        <w:tc>
-          <w:tcPr>
-            <w:tcW w:type="dxa" w:w="1191"/>
-          </w:tcPr>
-          <w:p>
-            <w:r>
-              <w:rPr>
-                <w:b w:val="0"/>
-                <w:i w:val="0"/>
-                <w:color w:val="64748B"/>
-                <w:sz w:val="16"/>
-              </w:rPr>
-              <w:t>GT-CQ</w:t>
-            </w:r>
-          </w:p>
-        </w:tc>
-        <w:tc>
-          <w:tcPr>
-            <w:tcW w:type="dxa" w:w="4706"/>
-          </w:tcPr>
-          <w:p>
-            <w:r>
-              <w:rPr>
-                <w:b w:val="0"/>
-                <w:i w:val="0"/>
-                <w:sz w:val="17"/>
-              </w:rPr>
-              <w:t>Prière de verifier l'information donnée par Yaya Mane ou corriger au niveau de la section 1.</w:t>
-            </w:r>
-          </w:p>
-        </w:tc>
-      </w:tr>
-      <w:tr>
-        <w:tc>
-          <w:tcPr>
-            <w:tcW w:type="dxa" w:w="964"/>
-          </w:tcPr>
-          <w:p>
-            <w:r>
-              <w:rPr>
-                <w:b/>
-                <w:i w:val="0"/>
-                <w:color w:val="EA580C"/>
-                <w:sz w:val="16"/>
-              </w:rPr>
-              <w:t>Moyenne</w:t>
-            </w:r>
-          </w:p>
-        </w:tc>
-        <w:tc>
-          <w:tcPr>
-            <w:tcW w:type="dxa" w:w="1247"/>
-          </w:tcPr>
-          <w:p>
-            <w:r>
-              <w:rPr>
-                <w:b/>
-                <w:i w:val="0"/>
-                <w:sz w:val="16"/>
-              </w:rPr>
-              <w:t>S01</w:t>
-              <w:br/>
-            </w:r>
-            <w:r>
-              <w:rPr>
-                <w:b w:val="0"/>
-                <w:i w:val="0"/>
-                <w:color w:val="64748B"/>
-                <w:sz w:val="14"/>
-              </w:rPr>
-              <w:t>Démographie</w:t>
-            </w:r>
-          </w:p>
-        </w:tc>
-        <w:tc>
-          <w:tcPr>
-            <w:tcW w:type="dxa" w:w="1531"/>
-          </w:tcPr>
-          <w:p>
-            <w:r>
-              <w:rPr>
-                <w:b/>
-                <w:i w:val="0"/>
-                <w:color w:val="16A34A"/>
-                <w:sz w:val="16"/>
-              </w:rPr>
-              <w:t>—</w:t>
-            </w:r>
-          </w:p>
-        </w:tc>
-        <w:tc>
-          <w:tcPr>
-            <w:tcW w:type="dxa" w:w="1191"/>
-          </w:tcPr>
-          <w:p>
-            <w:r>
-              <w:rPr>
-                <w:b w:val="0"/>
-                <w:i w:val="0"/>
-                <w:color w:val="64748B"/>
-                <w:sz w:val="16"/>
-              </w:rPr>
-              <w:t>GT-CQ</w:t>
-            </w:r>
-          </w:p>
-        </w:tc>
-        <w:tc>
-          <w:tcPr>
-            <w:tcW w:type="dxa" w:w="4706"/>
-          </w:tcPr>
-          <w:p>
-            <w:r>
-              <w:rPr>
-                <w:b w:val="0"/>
-                <w:i w:val="0"/>
-                <w:sz w:val="17"/>
-              </w:rPr>
-              <w:t>Prière de verifier l'information donnée par khady Mane ou corriger au niveau de la section 1.</w:t>
-            </w:r>
-          </w:p>
-        </w:tc>
-      </w:tr>
-      <w:tr>
-        <w:tc>
-          <w:tcPr>
-            <w:tcW w:type="dxa" w:w="964"/>
-          </w:tcPr>
-          <w:p>
-            <w:r>
-              <w:rPr>
-                <w:b/>
-                <w:i w:val="0"/>
-                <w:color w:val="EA580C"/>
-                <w:sz w:val="16"/>
-              </w:rPr>
-              <w:t>Moyenne</w:t>
-            </w:r>
-          </w:p>
-        </w:tc>
-        <w:tc>
-          <w:tcPr>
-            <w:tcW w:type="dxa" w:w="1247"/>
-          </w:tcPr>
-          <w:p>
-            <w:r>
-              <w:rPr>
-                <w:b/>
-                <w:i w:val="0"/>
-                <w:sz w:val="16"/>
-              </w:rPr>
-              <w:t>S01</w:t>
-              <w:br/>
-            </w:r>
-            <w:r>
-              <w:rPr>
-                <w:b w:val="0"/>
-                <w:i w:val="0"/>
-                <w:color w:val="64748B"/>
-                <w:sz w:val="14"/>
-              </w:rPr>
-              <w:t>Démographie</w:t>
-            </w:r>
-          </w:p>
-        </w:tc>
-        <w:tc>
-          <w:tcPr>
-            <w:tcW w:type="dxa" w:w="1531"/>
-          </w:tcPr>
-          <w:p>
-            <w:r>
-              <w:rPr>
-                <w:b/>
-                <w:i w:val="0"/>
-                <w:color w:val="16A34A"/>
-                <w:sz w:val="16"/>
-              </w:rPr>
-              <w:t>s01q16, s01q00b, s01q16_autre</w:t>
-            </w:r>
-          </w:p>
-        </w:tc>
-        <w:tc>
-          <w:tcPr>
-            <w:tcW w:type="dxa" w:w="1191"/>
-          </w:tcPr>
-          <w:p>
-            <w:r>
-              <w:rPr>
-                <w:b w:val="0"/>
-                <w:i w:val="0"/>
-                <w:color w:val="64748B"/>
-                <w:sz w:val="16"/>
-              </w:rPr>
-              <w:t>GT-CQ</w:t>
-            </w:r>
-          </w:p>
-        </w:tc>
-        <w:tc>
-          <w:tcPr>
-            <w:tcW w:type="dxa" w:w="4706"/>
-          </w:tcPr>
-          <w:p>
-            <w:r>
-              <w:rPr>
-                <w:b w:val="0"/>
-                <w:i w:val="0"/>
-                <w:sz w:val="17"/>
-              </w:rPr>
-              <w:t>L'ethni de Christine  Yanga est Aramé, prière de bien classer cet ethni qui existe soit dans la liste des ethni ou n'éxiste pas comme ethni.</w:t>
-            </w:r>
-          </w:p>
-        </w:tc>
-      </w:tr>
-      <w:tr>
-        <w:tc>
-          <w:tcPr>
-            <w:tcW w:type="dxa" w:w="964"/>
-          </w:tcPr>
-          <w:p>
-            <w:r>
-              <w:rPr>
-                <w:b/>
-                <w:i w:val="0"/>
-                <w:color w:val="EA580C"/>
-                <w:sz w:val="16"/>
-              </w:rPr>
-              <w:t>Moyenne</w:t>
-            </w:r>
-          </w:p>
-        </w:tc>
-        <w:tc>
-          <w:tcPr>
-            <w:tcW w:type="dxa" w:w="1247"/>
-          </w:tcPr>
-          <w:p>
-            <w:r>
-              <w:rPr>
-                <w:b/>
-                <w:i w:val="0"/>
-                <w:sz w:val="16"/>
-              </w:rPr>
-              <w:t>S01</w:t>
-              <w:br/>
-            </w:r>
-            <w:r>
-              <w:rPr>
-                <w:b w:val="0"/>
-                <w:i w:val="0"/>
-                <w:color w:val="64748B"/>
-                <w:sz w:val="14"/>
-              </w:rPr>
-              <w:t>Démographie</w:t>
-            </w:r>
-          </w:p>
-        </w:tc>
-        <w:tc>
-          <w:tcPr>
-            <w:tcW w:type="dxa" w:w="1531"/>
-          </w:tcPr>
-          <w:p>
-            <w:r>
-              <w:rPr>
-                <w:b/>
-                <w:i w:val="0"/>
-                <w:color w:val="16A34A"/>
-                <w:sz w:val="16"/>
-              </w:rPr>
-              <w:t>s00q27, s01q03a, s01q03b, s01q03c, s01q00b</w:t>
-            </w:r>
-          </w:p>
-        </w:tc>
-        <w:tc>
-          <w:tcPr>
-            <w:tcW w:type="dxa" w:w="1191"/>
-          </w:tcPr>
-          <w:p>
-            <w:r>
-              <w:rPr>
-                <w:b w:val="0"/>
-                <w:i w:val="0"/>
-                <w:color w:val="64748B"/>
-                <w:sz w:val="16"/>
-              </w:rPr>
-              <w:t>GT-CQ</w:t>
-            </w:r>
-          </w:p>
-        </w:tc>
-        <w:tc>
-          <w:tcPr>
-            <w:tcW w:type="dxa" w:w="4706"/>
-          </w:tcPr>
-          <w:p>
-            <w:r>
-              <w:rPr>
-                <w:b w:val="0"/>
-                <w:i w:val="0"/>
-                <w:sz w:val="17"/>
-              </w:rPr>
-              <w:t>Les informations sur l'acte de naissance (ni Jours, ni mois et ni années) de  Fatou Yanga  manquent, s'il vous plait pouvez-vous fournir d'effort pour avoir ces informations.</w:t>
-            </w:r>
-          </w:p>
-        </w:tc>
-      </w:tr>
-      <w:tr>
-        <w:tc>
-          <w:tcPr>
-            <w:tcW w:type="dxa" w:w="964"/>
-          </w:tcPr>
-          <w:p>
-            <w:r>
-              <w:rPr>
-                <w:b/>
-                <w:i w:val="0"/>
-                <w:color w:val="EA580C"/>
-                <w:sz w:val="16"/>
-              </w:rPr>
-              <w:t>Moyenne</w:t>
-            </w:r>
-          </w:p>
-        </w:tc>
-        <w:tc>
-          <w:tcPr>
-            <w:tcW w:type="dxa" w:w="1247"/>
-          </w:tcPr>
-          <w:p>
-            <w:r>
-              <w:rPr>
-                <w:b/>
-                <w:i w:val="0"/>
-                <w:sz w:val="16"/>
-              </w:rPr>
-              <w:t>S01</w:t>
-              <w:br/>
-            </w:r>
-            <w:r>
-              <w:rPr>
-                <w:b w:val="0"/>
-                <w:i w:val="0"/>
-                <w:color w:val="64748B"/>
-                <w:sz w:val="14"/>
-              </w:rPr>
-              <w:t>Démographie</w:t>
-            </w:r>
-          </w:p>
-        </w:tc>
-        <w:tc>
-          <w:tcPr>
-            <w:tcW w:type="dxa" w:w="1531"/>
-          </w:tcPr>
-          <w:p>
-            <w:r>
-              <w:rPr>
-                <w:b/>
-                <w:i w:val="0"/>
-                <w:color w:val="16A34A"/>
-                <w:sz w:val="16"/>
-              </w:rPr>
-              <w:t>s01q16, s01q00b, s01q16_autre</w:t>
-            </w:r>
-          </w:p>
-        </w:tc>
-        <w:tc>
-          <w:tcPr>
-            <w:tcW w:type="dxa" w:w="1191"/>
-          </w:tcPr>
-          <w:p>
-            <w:r>
-              <w:rPr>
-                <w:b w:val="0"/>
-                <w:i w:val="0"/>
-                <w:color w:val="64748B"/>
-                <w:sz w:val="16"/>
-              </w:rPr>
-              <w:t>GT-CQ</w:t>
-            </w:r>
-          </w:p>
-        </w:tc>
-        <w:tc>
-          <w:tcPr>
-            <w:tcW w:type="dxa" w:w="4706"/>
-          </w:tcPr>
-          <w:p>
-            <w:r>
-              <w:rPr>
-                <w:b w:val="0"/>
-                <w:i w:val="0"/>
-                <w:sz w:val="17"/>
-              </w:rPr>
-              <w:t>L'ethni de Fatou Yanga est Aramé, prière de bien classer cet ethni qui existe soit dans la liste des ethni ou n'éxiste pas comme ethni.</w:t>
-            </w:r>
-          </w:p>
-        </w:tc>
-      </w:tr>
-      <w:tr>
-        <w:tc>
-          <w:tcPr>
-            <w:tcW w:type="dxa" w:w="964"/>
-          </w:tcPr>
-          <w:p>
-            <w:r>
-              <w:rPr>
-                <w:b/>
-                <w:i w:val="0"/>
-                <w:color w:val="EA580C"/>
-                <w:sz w:val="16"/>
-              </w:rPr>
-              <w:t>Moyenne</w:t>
-            </w:r>
-          </w:p>
-        </w:tc>
-        <w:tc>
-          <w:tcPr>
-            <w:tcW w:type="dxa" w:w="1247"/>
-          </w:tcPr>
-          <w:p>
-            <w:r>
-              <w:rPr>
-                <w:b/>
-                <w:i w:val="0"/>
-                <w:sz w:val="16"/>
-              </w:rPr>
-              <w:t>S01</w:t>
-              <w:br/>
-            </w:r>
-            <w:r>
-              <w:rPr>
-                <w:b w:val="0"/>
-                <w:i w:val="0"/>
-                <w:color w:val="64748B"/>
-                <w:sz w:val="14"/>
-              </w:rPr>
-              <w:t>Démographie</w:t>
-            </w:r>
-          </w:p>
-        </w:tc>
-        <w:tc>
-          <w:tcPr>
-            <w:tcW w:type="dxa" w:w="1531"/>
-          </w:tcPr>
-          <w:p>
-            <w:r>
-              <w:rPr>
-                <w:b/>
-                <w:i w:val="0"/>
-                <w:color w:val="16A34A"/>
-                <w:sz w:val="16"/>
-              </w:rPr>
-              <w:t>s00q27, s01q03a, s01q03b, s01q03c, s01q00b</w:t>
-            </w:r>
-          </w:p>
-        </w:tc>
-        <w:tc>
-          <w:tcPr>
-            <w:tcW w:type="dxa" w:w="1191"/>
-          </w:tcPr>
-          <w:p>
-            <w:r>
-              <w:rPr>
-                <w:b w:val="0"/>
-                <w:i w:val="0"/>
-                <w:color w:val="64748B"/>
-                <w:sz w:val="16"/>
-              </w:rPr>
-              <w:t>GT-CQ</w:t>
-            </w:r>
-          </w:p>
-        </w:tc>
-        <w:tc>
-          <w:tcPr>
-            <w:tcW w:type="dxa" w:w="4706"/>
-          </w:tcPr>
-          <w:p>
-            <w:r>
-              <w:rPr>
-                <w:b w:val="0"/>
-                <w:i w:val="0"/>
-                <w:sz w:val="17"/>
-              </w:rPr>
-              <w:t>Les informations sur l'acte de naissance (ni Jours, ni mois et ni années) de  Mariama  Mane  manquent, s'il vous plait pouvez-vous fournir d'effort pour avoir ces informations.</w:t>
-            </w:r>
-          </w:p>
-        </w:tc>
-      </w:tr>
-      <w:tr>
-        <w:tc>
-          <w:tcPr>
-            <w:tcW w:type="dxa" w:w="964"/>
-          </w:tcPr>
-          <w:p>
-            <w:r>
-              <w:rPr>
-                <w:b/>
-                <w:i w:val="0"/>
-                <w:color w:val="EA580C"/>
-                <w:sz w:val="16"/>
-              </w:rPr>
-              <w:t>Moyenne</w:t>
-            </w:r>
-          </w:p>
-        </w:tc>
-        <w:tc>
-          <w:tcPr>
-            <w:tcW w:type="dxa" w:w="1247"/>
-          </w:tcPr>
-          <w:p>
-            <w:r>
-              <w:rPr>
-                <w:b/>
-                <w:i w:val="0"/>
-                <w:sz w:val="16"/>
-              </w:rPr>
-              <w:t>S02</w:t>
-              <w:br/>
-            </w:r>
-            <w:r>
-              <w:rPr>
-                <w:b w:val="0"/>
-                <w:i w:val="0"/>
-                <w:color w:val="64748B"/>
-                <w:sz w:val="14"/>
-              </w:rPr>
-              <w:t>Éducation</w:t>
-            </w:r>
-          </w:p>
-        </w:tc>
-        <w:tc>
-          <w:tcPr>
-            <w:tcW w:type="dxa" w:w="1531"/>
-          </w:tcPr>
-          <w:p>
-            <w:r>
-              <w:rPr>
-                <w:b/>
-                <w:i w:val="0"/>
-                <w:color w:val="16A34A"/>
-                <w:sz w:val="16"/>
-              </w:rPr>
-              <w:t>—</w:t>
-            </w:r>
-          </w:p>
-        </w:tc>
-        <w:tc>
-          <w:tcPr>
-            <w:tcW w:type="dxa" w:w="1191"/>
-          </w:tcPr>
-          <w:p>
-            <w:r>
-              <w:rPr>
-                <w:b w:val="0"/>
-                <w:i w:val="0"/>
-                <w:color w:val="64748B"/>
-                <w:sz w:val="16"/>
-              </w:rPr>
-              <w:t>GT-CQ</w:t>
-            </w:r>
-          </w:p>
-        </w:tc>
-        <w:tc>
-          <w:tcPr>
-            <w:tcW w:type="dxa" w:w="4706"/>
-          </w:tcPr>
-          <w:p>
-            <w:r>
-              <w:rPr>
-                <w:b w:val="0"/>
-                <w:i w:val="0"/>
-                <w:sz w:val="17"/>
-              </w:rPr>
-              <w:t>veuillez, s'il vous plait, confirmer les frais de scolarité ( 1000 FCFA) payée de Augustin  Mane avec le QG ou apporter les corrections nécessaires.</w:t>
-            </w:r>
-          </w:p>
-        </w:tc>
-      </w:tr>
-      <w:tr>
-        <w:tc>
-          <w:tcPr>
-            <w:tcW w:type="dxa" w:w="964"/>
-          </w:tcPr>
-          <w:p>
-            <w:r>
-              <w:rPr>
-                <w:b/>
-                <w:i w:val="0"/>
-                <w:color w:val="EA580C"/>
-                <w:sz w:val="16"/>
-              </w:rPr>
-              <w:t>Moyenne</w:t>
-            </w:r>
-          </w:p>
-        </w:tc>
-        <w:tc>
-          <w:tcPr>
-            <w:tcW w:type="dxa" w:w="1247"/>
-          </w:tcPr>
-          <w:p>
-            <w:r>
-              <w:rPr>
-                <w:b/>
-                <w:i w:val="0"/>
-                <w:sz w:val="16"/>
-              </w:rPr>
-              <w:t>S02</w:t>
-              <w:br/>
-            </w:r>
-            <w:r>
-              <w:rPr>
-                <w:b w:val="0"/>
-                <w:i w:val="0"/>
-                <w:color w:val="64748B"/>
-                <w:sz w:val="14"/>
-              </w:rPr>
-              <w:t>Éducation</w:t>
-            </w:r>
-          </w:p>
-        </w:tc>
-        <w:tc>
-          <w:tcPr>
-            <w:tcW w:type="dxa" w:w="1531"/>
-          </w:tcPr>
-          <w:p>
-            <w:r>
-              <w:rPr>
-                <w:b/>
-                <w:i w:val="0"/>
-                <w:color w:val="16A34A"/>
-                <w:sz w:val="16"/>
-              </w:rPr>
-              <w:t>—</w:t>
-            </w:r>
-          </w:p>
-        </w:tc>
-        <w:tc>
-          <w:tcPr>
-            <w:tcW w:type="dxa" w:w="1191"/>
-          </w:tcPr>
-          <w:p>
-            <w:r>
-              <w:rPr>
-                <w:b w:val="0"/>
-                <w:i w:val="0"/>
-                <w:color w:val="64748B"/>
-                <w:sz w:val="16"/>
-              </w:rPr>
-              <w:t>GT-CQ</w:t>
-            </w:r>
-          </w:p>
-        </w:tc>
-        <w:tc>
-          <w:tcPr>
-            <w:tcW w:type="dxa" w:w="4706"/>
-          </w:tcPr>
-          <w:p>
-            <w:r>
-              <w:rPr>
-                <w:b w:val="0"/>
-                <w:i w:val="0"/>
-                <w:sz w:val="17"/>
-              </w:rPr>
-              <w:t>veuillez, s'il vous plait, confirmer les frais de scolarité ( 1000 FCFA) payée de Christine  Yanga avec le QG ou apporter les corrections nécessaires.</w:t>
-            </w:r>
-          </w:p>
-        </w:tc>
-      </w:tr>
-      <w:tr>
-        <w:tc>
-          <w:tcPr>
-            <w:tcW w:type="dxa" w:w="964"/>
-          </w:tcPr>
-          <w:p>
-            <w:r>
-              <w:rPr>
-                <w:b/>
-                <w:i w:val="0"/>
-                <w:color w:val="EA580C"/>
-                <w:sz w:val="16"/>
-              </w:rPr>
-              <w:t>Moyenne</w:t>
-            </w:r>
-          </w:p>
-        </w:tc>
-        <w:tc>
-          <w:tcPr>
-            <w:tcW w:type="dxa" w:w="1247"/>
-          </w:tcPr>
-          <w:p>
-            <w:r>
-              <w:rPr>
-                <w:b/>
-                <w:i w:val="0"/>
-                <w:sz w:val="16"/>
-              </w:rPr>
-              <w:t>S02</w:t>
-              <w:br/>
-            </w:r>
-            <w:r>
-              <w:rPr>
-                <w:b w:val="0"/>
-                <w:i w:val="0"/>
-                <w:color w:val="64748B"/>
-                <w:sz w:val="14"/>
-              </w:rPr>
-              <w:t>Éducation</w:t>
-            </w:r>
-          </w:p>
-        </w:tc>
-        <w:tc>
-          <w:tcPr>
-            <w:tcW w:type="dxa" w:w="1531"/>
-          </w:tcPr>
-          <w:p>
-            <w:r>
-              <w:rPr>
-                <w:b/>
-                <w:i w:val="0"/>
-                <w:color w:val="16A34A"/>
-                <w:sz w:val="16"/>
-              </w:rPr>
-              <w:t>—</w:t>
-            </w:r>
-          </w:p>
-        </w:tc>
-        <w:tc>
-          <w:tcPr>
-            <w:tcW w:type="dxa" w:w="1191"/>
-          </w:tcPr>
-          <w:p>
-            <w:r>
-              <w:rPr>
-                <w:b w:val="0"/>
-                <w:i w:val="0"/>
-                <w:color w:val="64748B"/>
-                <w:sz w:val="16"/>
-              </w:rPr>
-              <w:t>GT-CQ</w:t>
-            </w:r>
-          </w:p>
-        </w:tc>
-        <w:tc>
-          <w:tcPr>
-            <w:tcW w:type="dxa" w:w="4706"/>
-          </w:tcPr>
-          <w:p>
-            <w:r>
-              <w:rPr>
-                <w:b w:val="0"/>
-                <w:i w:val="0"/>
-                <w:sz w:val="17"/>
-              </w:rPr>
-              <w:t>veuillez, s'il vous plait, confirmer les frais de scolarité ( 1000 FCFA) payée de Fatou Yanga avec le QG ou apporter les corrections nécessaires.</w:t>
-            </w:r>
-          </w:p>
-        </w:tc>
-      </w:tr>
-      <w:tr>
-        <w:tc>
-          <w:tcPr>
-            <w:tcW w:type="dxa" w:w="964"/>
-          </w:tcPr>
-          <w:p>
-            <w:r>
-              <w:rPr>
-                <w:b/>
-                <w:i w:val="0"/>
-                <w:color w:val="EA580C"/>
-                <w:sz w:val="16"/>
-              </w:rPr>
-              <w:t>Moyenne</w:t>
-            </w:r>
-          </w:p>
-        </w:tc>
-        <w:tc>
-          <w:tcPr>
-            <w:tcW w:type="dxa" w:w="1247"/>
-          </w:tcPr>
-          <w:p>
-            <w:r>
-              <w:rPr>
-                <w:b/>
-                <w:i w:val="0"/>
-                <w:sz w:val="16"/>
-              </w:rPr>
-              <w:t>S02</w:t>
-              <w:br/>
-            </w:r>
-            <w:r>
-              <w:rPr>
-                <w:b w:val="0"/>
-                <w:i w:val="0"/>
-                <w:color w:val="64748B"/>
-                <w:sz w:val="14"/>
-              </w:rPr>
-              <w:t>Éducation</w:t>
-            </w:r>
-          </w:p>
-        </w:tc>
-        <w:tc>
-          <w:tcPr>
-            <w:tcW w:type="dxa" w:w="1531"/>
-          </w:tcPr>
-          <w:p>
-            <w:r>
-              <w:rPr>
-                <w:b/>
-                <w:i w:val="0"/>
-                <w:color w:val="16A34A"/>
-                <w:sz w:val="16"/>
-              </w:rPr>
-              <w:t>—</w:t>
-            </w:r>
-          </w:p>
-        </w:tc>
-        <w:tc>
-          <w:tcPr>
-            <w:tcW w:type="dxa" w:w="1191"/>
-          </w:tcPr>
-          <w:p>
-            <w:r>
-              <w:rPr>
-                <w:b w:val="0"/>
-                <w:i w:val="0"/>
-                <w:color w:val="64748B"/>
-                <w:sz w:val="16"/>
-              </w:rPr>
-              <w:t>GT-CQ</w:t>
-            </w:r>
-          </w:p>
-        </w:tc>
-        <w:tc>
-          <w:tcPr>
-            <w:tcW w:type="dxa" w:w="4706"/>
-          </w:tcPr>
-          <w:p>
-            <w:r>
-              <w:rPr>
-                <w:b w:val="0"/>
-                <w:i w:val="0"/>
-                <w:sz w:val="17"/>
-              </w:rPr>
-              <w:t>veuillez, s'il vous plait, confirmer les frais de scolarité ( 1000 FCFA) payée de Ives Mane avec le QG ou apporter les corrections nécessaires.</w:t>
-            </w:r>
-          </w:p>
-        </w:tc>
-      </w:tr>
-      <w:tr>
-        <w:tc>
-          <w:tcPr>
-            <w:tcW w:type="dxa" w:w="964"/>
-          </w:tcPr>
-          <w:p>
-            <w:r>
-              <w:rPr>
-                <w:b/>
-                <w:i w:val="0"/>
-                <w:color w:val="EA580C"/>
-                <w:sz w:val="16"/>
-              </w:rPr>
-              <w:t>Moyenne</w:t>
-            </w:r>
-          </w:p>
-        </w:tc>
-        <w:tc>
-          <w:tcPr>
-            <w:tcW w:type="dxa" w:w="1247"/>
-          </w:tcPr>
-          <w:p>
-            <w:r>
-              <w:rPr>
-                <w:b/>
-                <w:i w:val="0"/>
-                <w:sz w:val="16"/>
-              </w:rPr>
-              <w:t>S02</w:t>
-              <w:br/>
-            </w:r>
-            <w:r>
-              <w:rPr>
-                <w:b w:val="0"/>
-                <w:i w:val="0"/>
-                <w:color w:val="64748B"/>
-                <w:sz w:val="14"/>
-              </w:rPr>
-              <w:t>Éducation</w:t>
-            </w:r>
-          </w:p>
-        </w:tc>
-        <w:tc>
-          <w:tcPr>
-            <w:tcW w:type="dxa" w:w="1531"/>
-          </w:tcPr>
-          <w:p>
-            <w:r>
-              <w:rPr>
-                <w:b/>
-                <w:i w:val="0"/>
-                <w:color w:val="16A34A"/>
-                <w:sz w:val="16"/>
-              </w:rPr>
-              <w:t>s01q25, s01q29, s01q30, s04q46, s01q00b</w:t>
-            </w:r>
-          </w:p>
-        </w:tc>
-        <w:tc>
-          <w:tcPr>
-            <w:tcW w:type="dxa" w:w="1191"/>
-          </w:tcPr>
-          <w:p>
-            <w:r>
-              <w:rPr>
-                <w:b w:val="0"/>
-                <w:i w:val="0"/>
-                <w:color w:val="64748B"/>
-                <w:sz w:val="16"/>
-              </w:rPr>
-              <w:t>GT-CQ</w:t>
-            </w:r>
-          </w:p>
-        </w:tc>
-        <w:tc>
-          <w:tcPr>
-            <w:tcW w:type="dxa" w:w="4706"/>
-          </w:tcPr>
-          <w:p>
-            <w:r>
-              <w:rPr>
-                <w:b w:val="0"/>
-                <w:i w:val="0"/>
-                <w:sz w:val="17"/>
-              </w:rPr>
-              <w:t>Il manque des informations non renseignées de Ives Mane , prière de renseignés toutes les questions liées à Ives Mane .</w:t>
-            </w:r>
-          </w:p>
-        </w:tc>
-      </w:tr>
-      <w:tr>
-        <w:tc>
-          <w:tcPr>
-            <w:tcW w:type="dxa" w:w="964"/>
-          </w:tcPr>
-          <w:p>
-            <w:r>
-              <w:rPr>
-                <w:b/>
-                <w:i w:val="0"/>
-                <w:color w:val="EA580C"/>
-                <w:sz w:val="16"/>
-              </w:rPr>
-              <w:t>Moyenne</w:t>
-            </w:r>
-          </w:p>
-        </w:tc>
-        <w:tc>
-          <w:tcPr>
-            <w:tcW w:type="dxa" w:w="1247"/>
-          </w:tcPr>
-          <w:p>
-            <w:r>
-              <w:rPr>
-                <w:b/>
-                <w:i w:val="0"/>
-                <w:sz w:val="16"/>
-              </w:rPr>
-              <w:t>S02</w:t>
-              <w:br/>
-            </w:r>
-            <w:r>
-              <w:rPr>
-                <w:b w:val="0"/>
-                <w:i w:val="0"/>
-                <w:color w:val="64748B"/>
-                <w:sz w:val="14"/>
-              </w:rPr>
-              <w:t>Éducation</w:t>
-            </w:r>
-          </w:p>
-        </w:tc>
-        <w:tc>
-          <w:tcPr>
-            <w:tcW w:type="dxa" w:w="1531"/>
-          </w:tcPr>
-          <w:p>
-            <w:r>
-              <w:rPr>
-                <w:b/>
-                <w:i w:val="0"/>
-                <w:color w:val="16A34A"/>
-                <w:sz w:val="16"/>
-              </w:rPr>
-              <w:t>—</w:t>
-            </w:r>
-          </w:p>
-        </w:tc>
-        <w:tc>
-          <w:tcPr>
-            <w:tcW w:type="dxa" w:w="1191"/>
-          </w:tcPr>
-          <w:p>
-            <w:r>
-              <w:rPr>
-                <w:b w:val="0"/>
-                <w:i w:val="0"/>
-                <w:color w:val="64748B"/>
-                <w:sz w:val="16"/>
-              </w:rPr>
-              <w:t>GT-CQ</w:t>
-            </w:r>
-          </w:p>
-        </w:tc>
-        <w:tc>
-          <w:tcPr>
-            <w:tcW w:type="dxa" w:w="4706"/>
-          </w:tcPr>
-          <w:p>
-            <w:r>
-              <w:rPr>
-                <w:b w:val="0"/>
-                <w:i w:val="0"/>
-                <w:sz w:val="17"/>
-              </w:rPr>
-              <w:t>veuillez, s'il vous plait, confirmer les frais de scolarité ( 1000 FCFA) payée de Ivette Mane avec le QG ou apporter les corrections nécessaires.</w:t>
-            </w:r>
-          </w:p>
-        </w:tc>
-      </w:tr>
-      <w:tr>
-        <w:tc>
-          <w:tcPr>
-            <w:tcW w:type="dxa" w:w="964"/>
-          </w:tcPr>
-          <w:p>
-            <w:r>
-              <w:rPr>
-                <w:b/>
-                <w:i w:val="0"/>
-                <w:color w:val="EA580C"/>
-                <w:sz w:val="16"/>
-              </w:rPr>
-              <w:t>Moyenne</w:t>
-            </w:r>
-          </w:p>
-        </w:tc>
-        <w:tc>
-          <w:tcPr>
-            <w:tcW w:type="dxa" w:w="1247"/>
-          </w:tcPr>
-          <w:p>
-            <w:r>
-              <w:rPr>
-                <w:b/>
-                <w:i w:val="0"/>
-                <w:sz w:val="16"/>
-              </w:rPr>
-              <w:t>S02</w:t>
-              <w:br/>
-            </w:r>
-            <w:r>
-              <w:rPr>
-                <w:b w:val="0"/>
-                <w:i w:val="0"/>
-                <w:color w:val="64748B"/>
-                <w:sz w:val="14"/>
-              </w:rPr>
-              <w:t>Éducation</w:t>
-            </w:r>
-          </w:p>
-        </w:tc>
-        <w:tc>
-          <w:tcPr>
-            <w:tcW w:type="dxa" w:w="1531"/>
-          </w:tcPr>
-          <w:p>
-            <w:r>
-              <w:rPr>
-                <w:b/>
-                <w:i w:val="0"/>
-                <w:color w:val="16A34A"/>
-                <w:sz w:val="16"/>
-              </w:rPr>
-              <w:t>—</w:t>
-            </w:r>
-          </w:p>
-        </w:tc>
-        <w:tc>
-          <w:tcPr>
-            <w:tcW w:type="dxa" w:w="1191"/>
-          </w:tcPr>
-          <w:p>
-            <w:r>
-              <w:rPr>
-                <w:b w:val="0"/>
-                <w:i w:val="0"/>
-                <w:color w:val="64748B"/>
-                <w:sz w:val="16"/>
-              </w:rPr>
-              <w:t>GT-CQ</w:t>
-            </w:r>
-          </w:p>
-        </w:tc>
-        <w:tc>
-          <w:tcPr>
-            <w:tcW w:type="dxa" w:w="4706"/>
-          </w:tcPr>
-          <w:p>
-            <w:r>
-              <w:rPr>
-                <w:b w:val="0"/>
-                <w:i w:val="0"/>
-                <w:sz w:val="17"/>
-              </w:rPr>
-              <w:t>veuillez, s'il vous plait, confirmer les frais de scolarité ( 1000 FCFA) payée de Richards Mane avec le QG ou apporter les corrections nécessaires.</w:t>
-            </w:r>
-          </w:p>
-        </w:tc>
-      </w:tr>
-      <w:tr>
-        <w:tc>
-          <w:tcPr>
-            <w:tcW w:type="dxa" w:w="964"/>
-          </w:tcPr>
-          <w:p>
-            <w:r>
-              <w:rPr>
-                <w:b/>
-                <w:i w:val="0"/>
-                <w:color w:val="EA580C"/>
-                <w:sz w:val="16"/>
-              </w:rPr>
-              <w:t>Moyenne</w:t>
-            </w:r>
-          </w:p>
-        </w:tc>
-        <w:tc>
-          <w:tcPr>
-            <w:tcW w:type="dxa" w:w="1247"/>
-          </w:tcPr>
-          <w:p>
-            <w:r>
-              <w:rPr>
-                <w:b/>
-                <w:i w:val="0"/>
-                <w:sz w:val="16"/>
-              </w:rPr>
-              <w:t>S02</w:t>
-              <w:br/>
-            </w:r>
-            <w:r>
-              <w:rPr>
-                <w:b w:val="0"/>
-                <w:i w:val="0"/>
-                <w:color w:val="64748B"/>
-                <w:sz w:val="14"/>
-              </w:rPr>
-              <w:t>Éducation</w:t>
-            </w:r>
-          </w:p>
-        </w:tc>
-        <w:tc>
-          <w:tcPr>
-            <w:tcW w:type="dxa" w:w="1531"/>
-          </w:tcPr>
-          <w:p>
-            <w:r>
-              <w:rPr>
-                <w:b/>
-                <w:i w:val="0"/>
-                <w:color w:val="16A34A"/>
-                <w:sz w:val="16"/>
-              </w:rPr>
-              <w:t>—</w:t>
-            </w:r>
-          </w:p>
-        </w:tc>
-        <w:tc>
-          <w:tcPr>
-            <w:tcW w:type="dxa" w:w="1191"/>
-          </w:tcPr>
-          <w:p>
-            <w:r>
-              <w:rPr>
-                <w:b w:val="0"/>
-                <w:i w:val="0"/>
-                <w:color w:val="64748B"/>
-                <w:sz w:val="16"/>
-              </w:rPr>
-              <w:t>GT-CQ</w:t>
-            </w:r>
-          </w:p>
-        </w:tc>
-        <w:tc>
-          <w:tcPr>
-            <w:tcW w:type="dxa" w:w="4706"/>
-          </w:tcPr>
-          <w:p>
-            <w:r>
-              <w:rPr>
-                <w:b w:val="0"/>
-                <w:i w:val="0"/>
-                <w:sz w:val="17"/>
-              </w:rPr>
-              <w:t>veuillez, s'il vous plait, confirmer les frais de scolarité ( 5000 FCFA) payée de Armalinda Mane avec le QG ou apporter les corrections nécessaires.</w:t>
-            </w:r>
-          </w:p>
-        </w:tc>
-      </w:tr>
-      <w:tr>
-        <w:tc>
-          <w:tcPr>
-            <w:tcW w:type="dxa" w:w="964"/>
-          </w:tcPr>
-          <w:p>
-            <w:r>
-              <w:rPr>
-                <w:b/>
-                <w:i w:val="0"/>
-                <w:color w:val="EA580C"/>
-                <w:sz w:val="16"/>
-              </w:rPr>
-              <w:t>Moyenne</w:t>
-            </w:r>
-          </w:p>
-        </w:tc>
-        <w:tc>
-          <w:tcPr>
-            <w:tcW w:type="dxa" w:w="1247"/>
-          </w:tcPr>
-          <w:p>
-            <w:r>
-              <w:rPr>
-                <w:b/>
-                <w:i w:val="0"/>
-                <w:sz w:val="16"/>
-              </w:rPr>
-              <w:t>S02</w:t>
-              <w:br/>
-            </w:r>
-            <w:r>
-              <w:rPr>
-                <w:b w:val="0"/>
-                <w:i w:val="0"/>
-                <w:color w:val="64748B"/>
-                <w:sz w:val="14"/>
-              </w:rPr>
-              <w:t>Éducation</w:t>
-            </w:r>
-          </w:p>
-        </w:tc>
-        <w:tc>
-          <w:tcPr>
-            <w:tcW w:type="dxa" w:w="1531"/>
-          </w:tcPr>
-          <w:p>
-            <w:r>
-              <w:rPr>
-                <w:b/>
-                <w:i w:val="0"/>
-                <w:color w:val="16A34A"/>
-                <w:sz w:val="16"/>
-              </w:rPr>
-              <w:t>—</w:t>
-            </w:r>
-          </w:p>
-        </w:tc>
-        <w:tc>
-          <w:tcPr>
-            <w:tcW w:type="dxa" w:w="1191"/>
-          </w:tcPr>
-          <w:p>
-            <w:r>
-              <w:rPr>
-                <w:b w:val="0"/>
-                <w:i w:val="0"/>
-                <w:color w:val="64748B"/>
-                <w:sz w:val="16"/>
-              </w:rPr>
-              <w:t>GT-CQ</w:t>
-            </w:r>
-          </w:p>
-        </w:tc>
-        <w:tc>
-          <w:tcPr>
-            <w:tcW w:type="dxa" w:w="4706"/>
-          </w:tcPr>
-          <w:p>
-            <w:r>
-              <w:rPr>
-                <w:b w:val="0"/>
-                <w:i w:val="0"/>
-                <w:sz w:val="17"/>
-              </w:rPr>
-              <w:t>veuillez, s'il vous plait, confirmer les frais de scolarité ( 5000 FCFA) payée de Jean Mane avec le QG ou apporter les corrections nécessaires.</w:t>
-            </w:r>
-          </w:p>
-        </w:tc>
-      </w:tr>
-      <w:tr>
-        <w:tc>
-          <w:tcPr>
-            <w:tcW w:type="dxa" w:w="964"/>
-          </w:tcPr>
-          <w:p>
-            <w:r>
-              <w:rPr>
-                <w:b/>
-                <w:i w:val="0"/>
-                <w:color w:val="EA580C"/>
-                <w:sz w:val="16"/>
-              </w:rPr>
-              <w:t>Moyenne</w:t>
-            </w:r>
-          </w:p>
-        </w:tc>
-        <w:tc>
-          <w:tcPr>
-            <w:tcW w:type="dxa" w:w="1247"/>
-          </w:tcPr>
-          <w:p>
-            <w:r>
-              <w:rPr>
-                <w:b/>
-                <w:i w:val="0"/>
-                <w:sz w:val="16"/>
-              </w:rPr>
-              <w:t>S02</w:t>
-              <w:br/>
-            </w:r>
-            <w:r>
-              <w:rPr>
-                <w:b w:val="0"/>
-                <w:i w:val="0"/>
-                <w:color w:val="64748B"/>
-                <w:sz w:val="14"/>
-              </w:rPr>
-              <w:t>Éducation</w:t>
-            </w:r>
-          </w:p>
-        </w:tc>
-        <w:tc>
-          <w:tcPr>
-            <w:tcW w:type="dxa" w:w="1531"/>
-          </w:tcPr>
-          <w:p>
-            <w:r>
-              <w:rPr>
-                <w:b/>
-                <w:i w:val="0"/>
-                <w:color w:val="16A34A"/>
-                <w:sz w:val="16"/>
-              </w:rPr>
-              <w:t>—</w:t>
-            </w:r>
-          </w:p>
-        </w:tc>
-        <w:tc>
-          <w:tcPr>
-            <w:tcW w:type="dxa" w:w="1191"/>
-          </w:tcPr>
-          <w:p>
-            <w:r>
-              <w:rPr>
-                <w:b w:val="0"/>
-                <w:i w:val="0"/>
-                <w:color w:val="64748B"/>
-                <w:sz w:val="16"/>
-              </w:rPr>
-              <w:t>GT-CQ</w:t>
-            </w:r>
-          </w:p>
-        </w:tc>
-        <w:tc>
-          <w:tcPr>
-            <w:tcW w:type="dxa" w:w="4706"/>
-          </w:tcPr>
-          <w:p>
-            <w:r>
-              <w:rPr>
-                <w:b w:val="0"/>
-                <w:i w:val="0"/>
-                <w:sz w:val="17"/>
-              </w:rPr>
-              <w:t>Le montant des autres depenses (250 FCFA) pour l'année scolaire de Jean Mane qui fréquente 1ére année de Secondaire 1 (Moyen) Général semble faible.</w:t>
-            </w:r>
-          </w:p>
-        </w:tc>
-      </w:tr>
-      <w:tr>
-        <w:tc>
-          <w:tcPr>
-            <w:tcW w:type="dxa" w:w="964"/>
-          </w:tcPr>
-          <w:p>
-            <w:r>
-              <w:rPr>
-                <w:b/>
-                <w:i w:val="0"/>
-                <w:color w:val="EA580C"/>
-                <w:sz w:val="16"/>
-              </w:rPr>
-              <w:t>Moyenne</w:t>
-            </w:r>
-          </w:p>
-        </w:tc>
-        <w:tc>
-          <w:tcPr>
-            <w:tcW w:type="dxa" w:w="1247"/>
-          </w:tcPr>
-          <w:p>
-            <w:r>
-              <w:rPr>
-                <w:b/>
-                <w:i w:val="0"/>
-                <w:sz w:val="16"/>
-              </w:rPr>
-              <w:t>S02</w:t>
-              <w:br/>
-            </w:r>
-            <w:r>
-              <w:rPr>
-                <w:b w:val="0"/>
-                <w:i w:val="0"/>
-                <w:color w:val="64748B"/>
-                <w:sz w:val="14"/>
-              </w:rPr>
-              <w:t>Éducation</w:t>
-            </w:r>
-          </w:p>
-        </w:tc>
-        <w:tc>
-          <w:tcPr>
-            <w:tcW w:type="dxa" w:w="1531"/>
-          </w:tcPr>
-          <w:p>
-            <w:r>
-              <w:rPr>
-                <w:b/>
-                <w:i w:val="0"/>
-                <w:color w:val="16A34A"/>
-                <w:sz w:val="16"/>
-              </w:rPr>
-              <w:t>—</w:t>
-            </w:r>
-          </w:p>
-        </w:tc>
-        <w:tc>
-          <w:tcPr>
-            <w:tcW w:type="dxa" w:w="1191"/>
-          </w:tcPr>
-          <w:p>
-            <w:r>
-              <w:rPr>
-                <w:b w:val="0"/>
-                <w:i w:val="0"/>
-                <w:color w:val="64748B"/>
-                <w:sz w:val="16"/>
-              </w:rPr>
-              <w:t>GT-CQ</w:t>
-            </w:r>
-          </w:p>
-        </w:tc>
-        <w:tc>
-          <w:tcPr>
-            <w:tcW w:type="dxa" w:w="4706"/>
-          </w:tcPr>
-          <w:p>
-            <w:r>
-              <w:rPr>
-                <w:b w:val="0"/>
-                <w:i w:val="0"/>
-                <w:sz w:val="17"/>
-              </w:rPr>
               <w:t>Veuillez, s'il vous plait, confirmer ces informations avec le QG ou apporter les corrections nécessaires.</w:t>
-            </w:r>
-          </w:p>
-        </w:tc>
-      </w:tr>
-      <w:tr>
-        <w:tc>
-          <w:tcPr>
-            <w:tcW w:type="dxa" w:w="964"/>
-          </w:tcPr>
-          <w:p>
-            <w:r>
-              <w:rPr>
-                <w:b/>
-                <w:i w:val="0"/>
-                <w:color w:val="EA580C"/>
-                <w:sz w:val="16"/>
-              </w:rPr>
-              <w:t>Moyenne</w:t>
-            </w:r>
-          </w:p>
-        </w:tc>
-        <w:tc>
-          <w:tcPr>
-            <w:tcW w:type="dxa" w:w="1247"/>
-          </w:tcPr>
-          <w:p>
-            <w:r>
-              <w:rPr>
-                <w:b/>
-                <w:i w:val="0"/>
-                <w:sz w:val="16"/>
-              </w:rPr>
-              <w:t>S02</w:t>
-              <w:br/>
-            </w:r>
-            <w:r>
-              <w:rPr>
-                <w:b w:val="0"/>
-                <w:i w:val="0"/>
-                <w:color w:val="64748B"/>
-                <w:sz w:val="14"/>
-              </w:rPr>
-              <w:t>Éducation</w:t>
-            </w:r>
-          </w:p>
-        </w:tc>
-        <w:tc>
-          <w:tcPr>
-            <w:tcW w:type="dxa" w:w="1531"/>
-          </w:tcPr>
-          <w:p>
-            <w:r>
-              <w:rPr>
-                <w:b/>
-                <w:i w:val="0"/>
-                <w:color w:val="16A34A"/>
-                <w:sz w:val="16"/>
-              </w:rPr>
-              <w:t>—</w:t>
-            </w:r>
-          </w:p>
-        </w:tc>
-        <w:tc>
-          <w:tcPr>
-            <w:tcW w:type="dxa" w:w="1191"/>
-          </w:tcPr>
-          <w:p>
-            <w:r>
-              <w:rPr>
-                <w:b w:val="0"/>
-                <w:i w:val="0"/>
-                <w:color w:val="64748B"/>
-                <w:sz w:val="16"/>
-              </w:rPr>
-              <w:t>GT-CQ</w:t>
-            </w:r>
-          </w:p>
-        </w:tc>
-        <w:tc>
-          <w:tcPr>
-            <w:tcW w:type="dxa" w:w="4706"/>
-          </w:tcPr>
-          <w:p>
-            <w:r>
-              <w:rPr>
-                <w:b w:val="0"/>
-                <w:i w:val="0"/>
-                <w:sz w:val="17"/>
-              </w:rPr>
-              <w:t>veuillez, s'il vous plait, confirmer les frais de scolarité ( 5000 FCFA) payée de Juvence Mendy avec le QG ou apporter les corrections nécessaires.</w:t>
-            </w:r>
-          </w:p>
-        </w:tc>
-      </w:tr>
-      <w:tr>
-        <w:tc>
-          <w:tcPr>
-            <w:tcW w:type="dxa" w:w="964"/>
-          </w:tcPr>
-          <w:p>
-            <w:r>
-              <w:rPr>
-                <w:b/>
-                <w:i w:val="0"/>
-                <w:color w:val="EA580C"/>
-                <w:sz w:val="16"/>
-              </w:rPr>
-              <w:t>Moyenne</w:t>
-            </w:r>
-          </w:p>
-        </w:tc>
-        <w:tc>
-          <w:tcPr>
-            <w:tcW w:type="dxa" w:w="1247"/>
-          </w:tcPr>
-          <w:p>
-            <w:r>
-              <w:rPr>
-                <w:b/>
-                <w:i w:val="0"/>
-                <w:sz w:val="16"/>
-              </w:rPr>
-              <w:t>S02</w:t>
-              <w:br/>
-            </w:r>
-            <w:r>
-              <w:rPr>
-                <w:b w:val="0"/>
-                <w:i w:val="0"/>
-                <w:color w:val="64748B"/>
-                <w:sz w:val="14"/>
-              </w:rPr>
-              <w:t>Éducation</w:t>
-            </w:r>
-          </w:p>
-        </w:tc>
-        <w:tc>
-          <w:tcPr>
-            <w:tcW w:type="dxa" w:w="1531"/>
-          </w:tcPr>
-          <w:p>
-            <w:r>
-              <w:rPr>
-                <w:b/>
-                <w:i w:val="0"/>
-                <w:color w:val="16A34A"/>
-                <w:sz w:val="16"/>
-              </w:rPr>
-              <w:t>—</w:t>
-            </w:r>
-          </w:p>
-        </w:tc>
-        <w:tc>
-          <w:tcPr>
-            <w:tcW w:type="dxa" w:w="1191"/>
-          </w:tcPr>
-          <w:p>
-            <w:r>
-              <w:rPr>
-                <w:b w:val="0"/>
-                <w:i w:val="0"/>
-                <w:color w:val="64748B"/>
-                <w:sz w:val="16"/>
-              </w:rPr>
-              <w:t>GT-CQ</w:t>
-            </w:r>
-          </w:p>
-        </w:tc>
-        <w:tc>
-          <w:tcPr>
-            <w:tcW w:type="dxa" w:w="4706"/>
-          </w:tcPr>
-          <w:p>
-            <w:r>
-              <w:rPr>
-                <w:b w:val="0"/>
-                <w:i w:val="0"/>
-                <w:sz w:val="17"/>
-              </w:rPr>
-              <w:t>veuillez, s'il vous plait, confirmer les frais de scolarité ( 5000 FCFA) payée de khady Mane avec le QG ou apporter les corrections nécessaires.</w:t>
-            </w:r>
-          </w:p>
-        </w:tc>
-      </w:tr>
-      <w:tr>
-        <w:tc>
-          <w:tcPr>
-            <w:tcW w:type="dxa" w:w="964"/>
-          </w:tcPr>
-          <w:p>
-            <w:r>
-              <w:rPr>
-                <w:b/>
-                <w:i w:val="0"/>
-                <w:color w:val="EA580C"/>
-                <w:sz w:val="16"/>
-              </w:rPr>
-              <w:t>Moyenne</w:t>
-            </w:r>
-          </w:p>
-        </w:tc>
-        <w:tc>
-          <w:tcPr>
-            <w:tcW w:type="dxa" w:w="1247"/>
-          </w:tcPr>
-          <w:p>
-            <w:r>
-              <w:rPr>
-                <w:b/>
-                <w:i w:val="0"/>
-                <w:sz w:val="16"/>
-              </w:rPr>
-              <w:t>S02</w:t>
-              <w:br/>
-            </w:r>
-            <w:r>
-              <w:rPr>
-                <w:b w:val="0"/>
-                <w:i w:val="0"/>
-                <w:color w:val="64748B"/>
-                <w:sz w:val="14"/>
-              </w:rPr>
-              <w:t>Éducation</w:t>
-            </w:r>
-          </w:p>
-        </w:tc>
-        <w:tc>
-          <w:tcPr>
-            <w:tcW w:type="dxa" w:w="1531"/>
-          </w:tcPr>
-          <w:p>
-            <w:r>
-              <w:rPr>
-                <w:b/>
-                <w:i w:val="0"/>
-                <w:color w:val="16A34A"/>
-                <w:sz w:val="16"/>
-              </w:rPr>
-              <w:t>—</w:t>
-            </w:r>
-          </w:p>
-        </w:tc>
-        <w:tc>
-          <w:tcPr>
-            <w:tcW w:type="dxa" w:w="1191"/>
-          </w:tcPr>
-          <w:p>
-            <w:r>
-              <w:rPr>
-                <w:b w:val="0"/>
-                <w:i w:val="0"/>
-                <w:color w:val="64748B"/>
-                <w:sz w:val="16"/>
-              </w:rPr>
-              <w:t>GT-CQ</w:t>
-            </w:r>
-          </w:p>
-        </w:tc>
-        <w:tc>
-          <w:tcPr>
-            <w:tcW w:type="dxa" w:w="4706"/>
-          </w:tcPr>
-          <w:p>
-            <w:r>
-              <w:rPr>
-                <w:b w:val="0"/>
-                <w:i w:val="0"/>
-                <w:sz w:val="17"/>
-              </w:rPr>
-              <w:t>veuillez, s'il vous plait, confirmer les frais de scolarité ( 6000 FCFA) payée de Adama Mane avec le QG ou apporter les corrections nécessaires.</w:t>
-            </w:r>
-          </w:p>
-        </w:tc>
-      </w:tr>
-      <w:tr>
-        <w:tc>
-          <w:tcPr>
-            <w:tcW w:type="dxa" w:w="964"/>
-          </w:tcPr>
-          <w:p>
-            <w:r>
-              <w:rPr>
-                <w:b/>
-                <w:i w:val="0"/>
-                <w:color w:val="EA580C"/>
-                <w:sz w:val="16"/>
-              </w:rPr>
-              <w:t>Moyenne</w:t>
-            </w:r>
-          </w:p>
-        </w:tc>
-        <w:tc>
-          <w:tcPr>
-            <w:tcW w:type="dxa" w:w="1247"/>
-          </w:tcPr>
-          <w:p>
-            <w:r>
-              <w:rPr>
-                <w:b/>
-                <w:i w:val="0"/>
-                <w:sz w:val="16"/>
-              </w:rPr>
-              <w:t>S02</w:t>
-              <w:br/>
-            </w:r>
-            <w:r>
-              <w:rPr>
-                <w:b w:val="0"/>
-                <w:i w:val="0"/>
-                <w:color w:val="64748B"/>
-                <w:sz w:val="14"/>
-              </w:rPr>
-              <w:t>Éducation</w:t>
-            </w:r>
-          </w:p>
-        </w:tc>
-        <w:tc>
-          <w:tcPr>
-            <w:tcW w:type="dxa" w:w="1531"/>
-          </w:tcPr>
-          <w:p>
-            <w:r>
-              <w:rPr>
-                <w:b/>
-                <w:i w:val="0"/>
-                <w:color w:val="16A34A"/>
-                <w:sz w:val="16"/>
-              </w:rPr>
-              <w:t>s01q23, s01q00b, s01q23_autre</w:t>
-            </w:r>
-          </w:p>
-        </w:tc>
-        <w:tc>
-          <w:tcPr>
-            <w:tcW w:type="dxa" w:w="1191"/>
-          </w:tcPr>
-          <w:p>
-            <w:r>
-              <w:rPr>
-                <w:b w:val="0"/>
-                <w:i w:val="0"/>
-                <w:color w:val="64748B"/>
-                <w:sz w:val="16"/>
-              </w:rPr>
-              <w:t>GT-CQ</w:t>
-            </w:r>
-          </w:p>
-        </w:tc>
-        <w:tc>
-          <w:tcPr>
-            <w:tcW w:type="dxa" w:w="4706"/>
-          </w:tcPr>
-          <w:p>
-            <w:r>
-              <w:rPr>
-                <w:b w:val="0"/>
-                <w:i w:val="0"/>
-                <w:sz w:val="17"/>
-              </w:rPr>
-              <w:t>La filière de Adama Mane est Lycéens et semble exister dans les modalités, prière de prendre attache avec le QG pour plus d'explication afin de la classer bien.</w:t>
-            </w:r>
-          </w:p>
-        </w:tc>
-      </w:tr>
-      <w:tr>
-        <w:tc>
-          <w:tcPr>
-            <w:tcW w:type="dxa" w:w="964"/>
-          </w:tcPr>
-          <w:p>
-            <w:r>
-              <w:rPr>
-                <w:b/>
-                <w:i w:val="0"/>
-                <w:color w:val="EA580C"/>
-                <w:sz w:val="16"/>
-              </w:rPr>
-              <w:t>Moyenne</w:t>
-            </w:r>
-          </w:p>
-        </w:tc>
-        <w:tc>
-          <w:tcPr>
-            <w:tcW w:type="dxa" w:w="1247"/>
-          </w:tcPr>
-          <w:p>
-            <w:r>
-              <w:rPr>
-                <w:b/>
-                <w:i w:val="0"/>
-                <w:sz w:val="16"/>
-              </w:rPr>
-              <w:t>S02</w:t>
-              <w:br/>
-            </w:r>
-            <w:r>
-              <w:rPr>
-                <w:b w:val="0"/>
-                <w:i w:val="0"/>
-                <w:color w:val="64748B"/>
-                <w:sz w:val="14"/>
-              </w:rPr>
-              <w:t>Éducation</w:t>
-            </w:r>
-          </w:p>
-        </w:tc>
-        <w:tc>
-          <w:tcPr>
-            <w:tcW w:type="dxa" w:w="1531"/>
-          </w:tcPr>
-          <w:p>
-            <w:r>
-              <w:rPr>
-                <w:b/>
-                <w:i w:val="0"/>
-                <w:color w:val="16A34A"/>
-                <w:sz w:val="16"/>
-              </w:rPr>
-              <w:t>—</w:t>
-            </w:r>
-          </w:p>
-        </w:tc>
-        <w:tc>
-          <w:tcPr>
-            <w:tcW w:type="dxa" w:w="1191"/>
-          </w:tcPr>
-          <w:p>
-            <w:r>
-              <w:rPr>
-                <w:b w:val="0"/>
-                <w:i w:val="0"/>
-                <w:color w:val="64748B"/>
-                <w:sz w:val="16"/>
-              </w:rPr>
-              <w:t>GT-CQ</w:t>
-            </w:r>
-          </w:p>
-        </w:tc>
-        <w:tc>
-          <w:tcPr>
-            <w:tcW w:type="dxa" w:w="4706"/>
-          </w:tcPr>
-          <w:p>
-            <w:r>
-              <w:rPr>
-                <w:b w:val="0"/>
-                <w:i w:val="0"/>
-                <w:sz w:val="17"/>
-              </w:rPr>
-              <w:t>veuillez, s'il vous plait, confirmer les frais de scolarité ( 6000 FCFA) payée de Alexandre Mane avec le QG ou apporter les corrections nécessaires.</w:t>
-            </w:r>
-          </w:p>
-        </w:tc>
-      </w:tr>
-      <w:tr>
-        <w:tc>
-          <w:tcPr>
-            <w:tcW w:type="dxa" w:w="964"/>
-          </w:tcPr>
-          <w:p>
-            <w:r>
-              <w:rPr>
-                <w:b/>
-                <w:i w:val="0"/>
-                <w:color w:val="EA580C"/>
-                <w:sz w:val="16"/>
-              </w:rPr>
-              <w:t>Moyenne</w:t>
-            </w:r>
-          </w:p>
-        </w:tc>
-        <w:tc>
-          <w:tcPr>
-            <w:tcW w:type="dxa" w:w="1247"/>
-          </w:tcPr>
-          <w:p>
-            <w:r>
-              <w:rPr>
-                <w:b/>
-                <w:i w:val="0"/>
-                <w:sz w:val="16"/>
-              </w:rPr>
-              <w:t>S02</w:t>
-              <w:br/>
-            </w:r>
-            <w:r>
-              <w:rPr>
-                <w:b w:val="0"/>
-                <w:i w:val="0"/>
-                <w:color w:val="64748B"/>
-                <w:sz w:val="14"/>
-              </w:rPr>
-              <w:t>Éducation</w:t>
-            </w:r>
-          </w:p>
-        </w:tc>
-        <w:tc>
-          <w:tcPr>
-            <w:tcW w:type="dxa" w:w="1531"/>
-          </w:tcPr>
-          <w:p>
-            <w:r>
-              <w:rPr>
-                <w:b/>
-                <w:i w:val="0"/>
-                <w:color w:val="16A34A"/>
-                <w:sz w:val="16"/>
-              </w:rPr>
-              <w:t>s01q23, s01q00b, s01q23_autre</w:t>
-            </w:r>
-          </w:p>
-        </w:tc>
-        <w:tc>
-          <w:tcPr>
-            <w:tcW w:type="dxa" w:w="1191"/>
-          </w:tcPr>
-          <w:p>
-            <w:r>
-              <w:rPr>
-                <w:b w:val="0"/>
-                <w:i w:val="0"/>
-                <w:color w:val="64748B"/>
-                <w:sz w:val="16"/>
-              </w:rPr>
-              <w:t>GT-CQ</w:t>
-            </w:r>
-          </w:p>
-        </w:tc>
-        <w:tc>
-          <w:tcPr>
-            <w:tcW w:type="dxa" w:w="4706"/>
-          </w:tcPr>
-          <w:p>
-            <w:r>
-              <w:rPr>
-                <w:b w:val="0"/>
-                <w:i w:val="0"/>
-                <w:sz w:val="17"/>
-              </w:rPr>
-              <w:t>La filière de Alexandre Mane est lycée et semble exister dans les modalités, prière de prendre attache avec le QG pour plus d'explication afin de la classer bien.</w:t>
-            </w:r>
-          </w:p>
-        </w:tc>
-      </w:tr>
-      <w:tr>
-        <w:tc>
-          <w:tcPr>
-            <w:tcW w:type="dxa" w:w="964"/>
-          </w:tcPr>
-          <w:p>
-            <w:r>
-              <w:rPr>
-                <w:b/>
-                <w:i w:val="0"/>
-                <w:color w:val="EA580C"/>
-                <w:sz w:val="16"/>
-              </w:rPr>
-              <w:t>Moyenne</w:t>
-            </w:r>
-          </w:p>
-        </w:tc>
-        <w:tc>
-          <w:tcPr>
-            <w:tcW w:type="dxa" w:w="1247"/>
-          </w:tcPr>
-          <w:p>
-            <w:r>
-              <w:rPr>
-                <w:b/>
-                <w:i w:val="0"/>
-                <w:sz w:val="16"/>
-              </w:rPr>
-              <w:t>S02</w:t>
-              <w:br/>
-            </w:r>
-            <w:r>
-              <w:rPr>
-                <w:b w:val="0"/>
-                <w:i w:val="0"/>
-                <w:color w:val="64748B"/>
-                <w:sz w:val="14"/>
-              </w:rPr>
-              <w:t>Éducation</w:t>
-            </w:r>
-          </w:p>
-        </w:tc>
-        <w:tc>
-          <w:tcPr>
-            <w:tcW w:type="dxa" w:w="1531"/>
-          </w:tcPr>
-          <w:p>
-            <w:r>
-              <w:rPr>
-                <w:b/>
-                <w:i w:val="0"/>
-                <w:color w:val="16A34A"/>
-                <w:sz w:val="16"/>
-              </w:rPr>
-              <w:t>—</w:t>
-            </w:r>
-          </w:p>
-        </w:tc>
-        <w:tc>
-          <w:tcPr>
-            <w:tcW w:type="dxa" w:w="1191"/>
-          </w:tcPr>
-          <w:p>
-            <w:r>
-              <w:rPr>
-                <w:b w:val="0"/>
-                <w:i w:val="0"/>
-                <w:color w:val="64748B"/>
-                <w:sz w:val="16"/>
-              </w:rPr>
-              <w:t>GT-CQ</w:t>
-            </w:r>
-          </w:p>
-        </w:tc>
-        <w:tc>
-          <w:tcPr>
-            <w:tcW w:type="dxa" w:w="4706"/>
-          </w:tcPr>
-          <w:p>
-            <w:r>
-              <w:rPr>
-                <w:b w:val="0"/>
-                <w:i w:val="0"/>
-                <w:sz w:val="17"/>
-              </w:rPr>
-              <w:t>veuillez, s'il vous plait, confirmer les frais de scolarité ( 6000 FCFA) payée de Lamine Mane avec le QG ou apporter les corrections nécessaires.</w:t>
-            </w:r>
-          </w:p>
-        </w:tc>
-      </w:tr>
-      <w:tr>
-        <w:tc>
-          <w:tcPr>
-            <w:tcW w:type="dxa" w:w="964"/>
-          </w:tcPr>
-          <w:p>
-            <w:r>
-              <w:rPr>
-                <w:b/>
-                <w:i w:val="0"/>
-                <w:color w:val="EA580C"/>
-                <w:sz w:val="16"/>
-              </w:rPr>
-              <w:t>Moyenne</w:t>
-            </w:r>
-          </w:p>
-        </w:tc>
-        <w:tc>
-          <w:tcPr>
-            <w:tcW w:type="dxa" w:w="1247"/>
-          </w:tcPr>
-          <w:p>
-            <w:r>
-              <w:rPr>
-                <w:b/>
-                <w:i w:val="0"/>
-                <w:sz w:val="16"/>
-              </w:rPr>
-              <w:t>S02</w:t>
-              <w:br/>
-            </w:r>
-            <w:r>
-              <w:rPr>
-                <w:b w:val="0"/>
-                <w:i w:val="0"/>
-                <w:color w:val="64748B"/>
-                <w:sz w:val="14"/>
-              </w:rPr>
-              <w:t>Éducation</w:t>
-            </w:r>
-          </w:p>
-        </w:tc>
-        <w:tc>
-          <w:tcPr>
-            <w:tcW w:type="dxa" w:w="1531"/>
-          </w:tcPr>
-          <w:p>
-            <w:r>
-              <w:rPr>
-                <w:b/>
-                <w:i w:val="0"/>
-                <w:color w:val="16A34A"/>
-                <w:sz w:val="16"/>
-              </w:rPr>
-              <w:t>s01q23, s01q00b, s01q23_autre</w:t>
-            </w:r>
-          </w:p>
-        </w:tc>
-        <w:tc>
-          <w:tcPr>
-            <w:tcW w:type="dxa" w:w="1191"/>
-          </w:tcPr>
-          <w:p>
-            <w:r>
-              <w:rPr>
-                <w:b w:val="0"/>
-                <w:i w:val="0"/>
-                <w:color w:val="64748B"/>
-                <w:sz w:val="16"/>
-              </w:rPr>
-              <w:t>GT-CQ</w:t>
-            </w:r>
-          </w:p>
-        </w:tc>
-        <w:tc>
-          <w:tcPr>
-            <w:tcW w:type="dxa" w:w="4706"/>
-          </w:tcPr>
-          <w:p>
-            <w:r>
-              <w:rPr>
-                <w:b w:val="0"/>
-                <w:i w:val="0"/>
-                <w:sz w:val="17"/>
-              </w:rPr>
-              <w:t>La filière de Lamine Mane est Lycéens et semble exister dans les modalités, prière de prendre attache avec le QG pour plus d'explication afin de la classer bien.</w:t>
-            </w:r>
-          </w:p>
-        </w:tc>
-      </w:tr>
-      <w:tr>
-        <w:tc>
-          <w:tcPr>
-            <w:tcW w:type="dxa" w:w="964"/>
-          </w:tcPr>
-          <w:p>
-            <w:r>
-              <w:rPr>
-                <w:b/>
-                <w:i w:val="0"/>
-                <w:color w:val="EA580C"/>
-                <w:sz w:val="16"/>
-              </w:rPr>
-              <w:t>Moyenne</w:t>
-            </w:r>
-          </w:p>
-        </w:tc>
-        <w:tc>
-          <w:tcPr>
-            <w:tcW w:type="dxa" w:w="1247"/>
-          </w:tcPr>
-          <w:p>
-            <w:r>
-              <w:rPr>
-                <w:b/>
-                <w:i w:val="0"/>
-                <w:sz w:val="16"/>
-              </w:rPr>
-              <w:t>S02</w:t>
-              <w:br/>
-            </w:r>
-            <w:r>
-              <w:rPr>
-                <w:b w:val="0"/>
-                <w:i w:val="0"/>
-                <w:color w:val="64748B"/>
-                <w:sz w:val="14"/>
-              </w:rPr>
-              <w:t>Éducation</w:t>
-            </w:r>
-          </w:p>
-        </w:tc>
-        <w:tc>
-          <w:tcPr>
-            <w:tcW w:type="dxa" w:w="1531"/>
-          </w:tcPr>
-          <w:p>
-            <w:r>
-              <w:rPr>
-                <w:b/>
-                <w:i w:val="0"/>
-                <w:color w:val="16A34A"/>
-                <w:sz w:val="16"/>
-              </w:rPr>
-              <w:t>—</w:t>
-            </w:r>
-          </w:p>
-        </w:tc>
-        <w:tc>
-          <w:tcPr>
-            <w:tcW w:type="dxa" w:w="1191"/>
-          </w:tcPr>
-          <w:p>
-            <w:r>
-              <w:rPr>
-                <w:b w:val="0"/>
-                <w:i w:val="0"/>
-                <w:color w:val="64748B"/>
-                <w:sz w:val="16"/>
-              </w:rPr>
-              <w:t>GT-CQ</w:t>
-            </w:r>
-          </w:p>
-        </w:tc>
-        <w:tc>
-          <w:tcPr>
-            <w:tcW w:type="dxa" w:w="4706"/>
-          </w:tcPr>
-          <w:p>
-            <w:r>
-              <w:rPr>
-                <w:b w:val="0"/>
-                <w:i w:val="0"/>
-                <w:sz w:val="17"/>
-              </w:rPr>
-              <w:t>Prière de vous adresser à Insa Mane pour avoir l'année exacte.</w:t>
-            </w:r>
-          </w:p>
-        </w:tc>
-      </w:tr>
-      <w:tr>
-        <w:tc>
-          <w:tcPr>
-            <w:tcW w:type="dxa" w:w="964"/>
-          </w:tcPr>
-          <w:p>
-            <w:r>
-              <w:rPr>
-                <w:b/>
-                <w:i w:val="0"/>
-                <w:color w:val="EA580C"/>
-                <w:sz w:val="16"/>
-              </w:rPr>
-              <w:t>Moyenne</w:t>
-            </w:r>
-          </w:p>
-        </w:tc>
-        <w:tc>
-          <w:tcPr>
-            <w:tcW w:type="dxa" w:w="1247"/>
-          </w:tcPr>
-          <w:p>
-            <w:r>
-              <w:rPr>
-                <w:b/>
-                <w:i w:val="0"/>
-                <w:sz w:val="16"/>
-              </w:rPr>
-              <w:t>S02</w:t>
-              <w:br/>
-            </w:r>
-            <w:r>
-              <w:rPr>
-                <w:b w:val="0"/>
-                <w:i w:val="0"/>
-                <w:color w:val="64748B"/>
-                <w:sz w:val="14"/>
-              </w:rPr>
-              <w:t>Éducation</w:t>
-            </w:r>
-          </w:p>
-        </w:tc>
-        <w:tc>
-          <w:tcPr>
-            <w:tcW w:type="dxa" w:w="1531"/>
-          </w:tcPr>
-          <w:p>
-            <w:r>
-              <w:rPr>
-                <w:b/>
-                <w:i w:val="0"/>
-                <w:color w:val="16A34A"/>
-                <w:sz w:val="16"/>
-              </w:rPr>
-              <w:t>—</w:t>
-            </w:r>
-          </w:p>
-        </w:tc>
-        <w:tc>
-          <w:tcPr>
-            <w:tcW w:type="dxa" w:w="1191"/>
-          </w:tcPr>
-          <w:p>
-            <w:r>
-              <w:rPr>
-                <w:b w:val="0"/>
-                <w:i w:val="0"/>
-                <w:color w:val="64748B"/>
-                <w:sz w:val="16"/>
-              </w:rPr>
-              <w:t>GT-CQ</w:t>
-            </w:r>
-          </w:p>
-        </w:tc>
-        <w:tc>
-          <w:tcPr>
-            <w:tcW w:type="dxa" w:w="4706"/>
-          </w:tcPr>
-          <w:p>
-            <w:r>
-              <w:rPr>
-                <w:b w:val="0"/>
-                <w:i w:val="0"/>
-                <w:sz w:val="17"/>
-              </w:rPr>
-              <w:t>Merci de bien vouloir changé 2.04 en OUI et renseigné toutes les autres informations qui concerne Bana Mane .</w:t>
-            </w:r>
-          </w:p>
-        </w:tc>
-      </w:tr>
-      <w:tr>
-        <w:tc>
-          <w:tcPr>
-            <w:tcW w:type="dxa" w:w="964"/>
-          </w:tcPr>
-          <w:p>
-            <w:r>
-              <w:rPr>
-                <w:b/>
-                <w:i w:val="0"/>
-                <w:color w:val="EA580C"/>
-                <w:sz w:val="16"/>
-              </w:rPr>
-              <w:t>Moyenne</w:t>
-            </w:r>
-          </w:p>
-        </w:tc>
-        <w:tc>
-          <w:tcPr>
-            <w:tcW w:type="dxa" w:w="1247"/>
-          </w:tcPr>
-          <w:p>
-            <w:r>
-              <w:rPr>
-                <w:b/>
-                <w:i w:val="0"/>
-                <w:sz w:val="16"/>
-              </w:rPr>
-              <w:t>S02</w:t>
-              <w:br/>
-            </w:r>
-            <w:r>
-              <w:rPr>
-                <w:b w:val="0"/>
-                <w:i w:val="0"/>
-                <w:color w:val="64748B"/>
-                <w:sz w:val="14"/>
-              </w:rPr>
-              <w:t>Éducation</w:t>
-            </w:r>
-          </w:p>
-        </w:tc>
-        <w:tc>
-          <w:tcPr>
-            <w:tcW w:type="dxa" w:w="1531"/>
-          </w:tcPr>
-          <w:p>
-            <w:r>
-              <w:rPr>
-                <w:b/>
-                <w:i w:val="0"/>
-                <w:color w:val="16A34A"/>
-                <w:sz w:val="16"/>
-              </w:rPr>
-              <w:t>—</w:t>
-            </w:r>
-          </w:p>
-        </w:tc>
-        <w:tc>
-          <w:tcPr>
-            <w:tcW w:type="dxa" w:w="1191"/>
-          </w:tcPr>
-          <w:p>
-            <w:r>
-              <w:rPr>
-                <w:b w:val="0"/>
-                <w:i w:val="0"/>
-                <w:color w:val="64748B"/>
-                <w:sz w:val="16"/>
-              </w:rPr>
-              <w:t>GT-CQ</w:t>
-            </w:r>
-          </w:p>
-        </w:tc>
-        <w:tc>
-          <w:tcPr>
-            <w:tcW w:type="dxa" w:w="4706"/>
-          </w:tcPr>
-          <w:p>
-            <w:r>
-              <w:rPr>
-                <w:b w:val="0"/>
-                <w:i w:val="0"/>
-                <w:sz w:val="17"/>
-              </w:rPr>
-              <w:t>Merci de bien vouloir changé 2.04 en OUI et renseigné toutes les autres informations qui concerne Mariama Mane .</w:t>
-            </w:r>
-          </w:p>
-        </w:tc>
-      </w:tr>
-      <w:tr>
-        <w:tc>
-          <w:tcPr>
-            <w:tcW w:type="dxa" w:w="964"/>
-          </w:tcPr>
-          <w:p>
-            <w:r>
-              <w:rPr>
-                <w:b/>
-                <w:i w:val="0"/>
-                <w:color w:val="EA580C"/>
-                <w:sz w:val="16"/>
-              </w:rPr>
-              <w:t>Moyenne</w:t>
-            </w:r>
-          </w:p>
-        </w:tc>
-        <w:tc>
-          <w:tcPr>
-            <w:tcW w:type="dxa" w:w="1247"/>
-          </w:tcPr>
-          <w:p>
-            <w:r>
-              <w:rPr>
-                <w:b/>
-                <w:i w:val="0"/>
-                <w:sz w:val="16"/>
-              </w:rPr>
-              <w:t>S02</w:t>
-              <w:br/>
-            </w:r>
-            <w:r>
-              <w:rPr>
-                <w:b w:val="0"/>
-                <w:i w:val="0"/>
-                <w:color w:val="64748B"/>
-                <w:sz w:val="14"/>
-              </w:rPr>
-              <w:t>Éducation</w:t>
-            </w:r>
-          </w:p>
-        </w:tc>
-        <w:tc>
-          <w:tcPr>
-            <w:tcW w:type="dxa" w:w="1531"/>
-          </w:tcPr>
-          <w:p>
-            <w:r>
-              <w:rPr>
-                <w:b/>
-                <w:i w:val="0"/>
-                <w:color w:val="16A34A"/>
-                <w:sz w:val="16"/>
-              </w:rPr>
-              <w:t>—</w:t>
-            </w:r>
-          </w:p>
-        </w:tc>
-        <w:tc>
-          <w:tcPr>
-            <w:tcW w:type="dxa" w:w="1191"/>
-          </w:tcPr>
-          <w:p>
-            <w:r>
-              <w:rPr>
-                <w:b w:val="0"/>
-                <w:i w:val="0"/>
-                <w:color w:val="64748B"/>
-                <w:sz w:val="16"/>
-              </w:rPr>
-              <w:t>GT-CQ</w:t>
-            </w:r>
-          </w:p>
-        </w:tc>
-        <w:tc>
-          <w:tcPr>
-            <w:tcW w:type="dxa" w:w="4706"/>
-          </w:tcPr>
-          <w:p>
-            <w:r>
-              <w:rPr>
-                <w:b w:val="0"/>
-                <w:i w:val="0"/>
-                <w:sz w:val="17"/>
-              </w:rPr>
-              <w:t>Merci de bien vouloir changé 2.04 en OUI et renseigné toutes les autres informations qui concerne Maï Mane .</w:t>
-            </w:r>
-          </w:p>
-        </w:tc>
-      </w:tr>
-      <w:tr>
-        <w:tc>
-          <w:tcPr>
-            <w:tcW w:type="dxa" w:w="964"/>
-          </w:tcPr>
-          <w:p>
-            <w:r>
-              <w:rPr>
-                <w:b/>
-                <w:i w:val="0"/>
-                <w:color w:val="EA580C"/>
-                <w:sz w:val="16"/>
-              </w:rPr>
-              <w:t>Moyenne</w:t>
-            </w:r>
-          </w:p>
-        </w:tc>
-        <w:tc>
-          <w:tcPr>
-            <w:tcW w:type="dxa" w:w="1247"/>
-          </w:tcPr>
-          <w:p>
-            <w:r>
-              <w:rPr>
-                <w:b/>
-                <w:i w:val="0"/>
-                <w:sz w:val="16"/>
-              </w:rPr>
-              <w:t>S02</w:t>
-              <w:br/>
-            </w:r>
-            <w:r>
-              <w:rPr>
-                <w:b w:val="0"/>
-                <w:i w:val="0"/>
-                <w:color w:val="64748B"/>
-                <w:sz w:val="14"/>
-              </w:rPr>
-              <w:t>Éducation</w:t>
-            </w:r>
-          </w:p>
-        </w:tc>
-        <w:tc>
-          <w:tcPr>
-            <w:tcW w:type="dxa" w:w="1531"/>
-          </w:tcPr>
-          <w:p>
-            <w:r>
-              <w:rPr>
-                <w:b/>
-                <w:i w:val="0"/>
-                <w:color w:val="16A34A"/>
-                <w:sz w:val="16"/>
-              </w:rPr>
-              <w:t>—</w:t>
-            </w:r>
-          </w:p>
-        </w:tc>
-        <w:tc>
-          <w:tcPr>
-            <w:tcW w:type="dxa" w:w="1191"/>
-          </w:tcPr>
-          <w:p>
-            <w:r>
-              <w:rPr>
-                <w:b w:val="0"/>
-                <w:i w:val="0"/>
-                <w:color w:val="64748B"/>
-                <w:sz w:val="16"/>
-              </w:rPr>
-              <w:t>GT-CQ</w:t>
-            </w:r>
-          </w:p>
-        </w:tc>
-        <w:tc>
-          <w:tcPr>
-            <w:tcW w:type="dxa" w:w="4706"/>
-          </w:tcPr>
-          <w:p>
-            <w:r>
-              <w:rPr>
-                <w:b w:val="0"/>
-                <w:i w:val="0"/>
-                <w:sz w:val="17"/>
-              </w:rPr>
-              <w:t>Merci de bien vouloir changé 2.04 en OUI et renseigné toutes les autres informations qui concerne Noumo Mane .</w:t>
-            </w:r>
-          </w:p>
-        </w:tc>
-      </w:tr>
-      <w:tr>
-        <w:tc>
-          <w:tcPr>
-            <w:tcW w:type="dxa" w:w="964"/>
-          </w:tcPr>
-          <w:p>
-            <w:r>
-              <w:rPr>
-                <w:b/>
-                <w:i w:val="0"/>
-                <w:color w:val="EA580C"/>
-                <w:sz w:val="16"/>
-              </w:rPr>
-              <w:t>Moyenne</w:t>
-            </w:r>
-          </w:p>
-        </w:tc>
-        <w:tc>
-          <w:tcPr>
-            <w:tcW w:type="dxa" w:w="1247"/>
-          </w:tcPr>
-          <w:p>
-            <w:r>
-              <w:rPr>
-                <w:b/>
-                <w:i w:val="0"/>
-                <w:sz w:val="16"/>
-              </w:rPr>
-              <w:t>S02</w:t>
-              <w:br/>
-            </w:r>
-            <w:r>
-              <w:rPr>
-                <w:b w:val="0"/>
-                <w:i w:val="0"/>
-                <w:color w:val="64748B"/>
-                <w:sz w:val="14"/>
-              </w:rPr>
-              <w:t>Éducation</w:t>
-            </w:r>
-          </w:p>
-        </w:tc>
-        <w:tc>
-          <w:tcPr>
-            <w:tcW w:type="dxa" w:w="1531"/>
-          </w:tcPr>
-          <w:p>
-            <w:r>
-              <w:rPr>
-                <w:b/>
-                <w:i w:val="0"/>
-                <w:color w:val="16A34A"/>
-                <w:sz w:val="16"/>
-              </w:rPr>
-              <w:t>s01q23, s01q00b, s01q23_autre</w:t>
-            </w:r>
-          </w:p>
-        </w:tc>
-        <w:tc>
-          <w:tcPr>
-            <w:tcW w:type="dxa" w:w="1191"/>
-          </w:tcPr>
-          <w:p>
-            <w:r>
-              <w:rPr>
-                <w:b w:val="0"/>
-                <w:i w:val="0"/>
-                <w:color w:val="64748B"/>
-                <w:sz w:val="16"/>
-              </w:rPr>
-              <w:t>GT-CQ</w:t>
-            </w:r>
-          </w:p>
-        </w:tc>
-        <w:tc>
-          <w:tcPr>
-            <w:tcW w:type="dxa" w:w="4706"/>
-          </w:tcPr>
-          <w:p>
-            <w:r>
-              <w:rPr>
-                <w:b w:val="0"/>
-                <w:i w:val="0"/>
-                <w:sz w:val="17"/>
-              </w:rPr>
-              <w:t>La filière de Tintina  Mane est lycée et semble exister dans les modalités, prière de prendre attache avec le QG pour plus d'explication afin de la classer bien.</w:t>
             </w:r>
           </w:p>
         </w:tc>
